--- a/Knowledge/3-Work knowledge/1-Software Engineering/2-Testing/5-My Source/1-ISTQB Foundation Level/1-Testing terms/22-Test Strategy Test Plan, Test Objectives and Test Techniques.docx
+++ b/Knowledge/3-Work knowledge/1-Software Engineering/2-Testing/5-My Source/1-ISTQB Foundation Level/1-Testing terms/22-Test Strategy Test Plan, Test Objectives and Test Techniques.docx
@@ -47,316 +47,298 @@
       </w:pPr>
       <w:r>
         <w:rPr>
-          <w:b/>
+          <w:rFonts w:ascii="Arial" w:eastAsia="Arial" w:hAnsi="Arial"/>
+          <w:sz w:val="18"/>
+          <w:highlight w:val="lightGray"/>
           <w:shd w:val="clear" w:color="auto" w:fill="B7B7B7"/>
         </w:rPr>
-        <w:t># Source</w:t>
-      </w:r>
-      <w:r>
-        <w:rPr>
+        <w:t xml:space="preserve"># Source: Chatgot </w:t>
+      </w:r>
+      <w:r>
+        <w:rPr>
+          <w:rFonts w:ascii="Arial" w:eastAsia="Arial" w:hAnsi="Arial"/>
+          <w:sz w:val="18"/>
+          <w:szCs w:val="14"/>
+          <w:highlight w:val="lightGray"/>
           <w:shd w:val="clear" w:color="auto" w:fill="B7B7B7"/>
         </w:rPr>
-        <w:t xml:space="preserve">: </w:t>
-      </w:r>
-      <w:r>
-        <w:rPr>
-          <w:b/>
+        <w:t>(GPT</w:t>
+      </w:r>
+      <w:r>
+        <w:rPr>
+          <w:rFonts w:ascii="Arial" w:eastAsia="Arial" w:hAnsi="Arial" w:cs="Cambria Math"/>
+          <w:sz w:val="18"/>
+          <w:szCs w:val="14"/>
+          <w:highlight w:val="lightGray"/>
           <w:shd w:val="clear" w:color="auto" w:fill="B7B7B7"/>
         </w:rPr>
-        <w:t xml:space="preserve">Chatgot </w:t>
-      </w:r>
-      <w:r>
+        <w:t>‑</w:t>
+      </w:r>
+      <w:r>
+        <w:rPr>
+          <w:rFonts w:ascii="Arial" w:eastAsia="Arial" w:hAnsi="Arial"/>
+          <w:sz w:val="18"/>
+          <w:szCs w:val="14"/>
+          <w:highlight w:val="lightGray"/>
+          <w:shd w:val="clear" w:color="auto" w:fill="B7B7B7"/>
+        </w:rPr>
+        <w:t>5 Mini) at [9/4/2025]</w:t>
+      </w:r>
+    </w:p>
+    <w:p>
+      <w:pPr>
+        <w:rPr>
+          <w:rFonts w:ascii="Roboto Mono" w:hAnsi="Roboto Mono"/>
+        </w:rPr>
+      </w:pPr>
+      <w:r>
+        <w:rPr>
+          <w:rFonts w:ascii="Roboto Mono" w:hAnsi="Roboto Mono"/>
+        </w:rPr>
+        <w:t xml:space="preserve">A </w:t>
+      </w:r>
+      <w:r>
+        <w:rPr>
+          <w:rFonts w:ascii="Roboto Mono" w:hAnsi="Roboto Mono"/>
+          <w:b/>
+          <w:bCs/>
+        </w:rPr>
+        <w:t>test strategy</w:t>
+      </w:r>
+      <w:r>
+        <w:rPr>
+          <w:rFonts w:ascii="Roboto Mono" w:hAnsi="Roboto Mono"/>
+        </w:rPr>
+        <w:t xml:space="preserve"> is a </w:t>
+      </w:r>
+      <w:r>
+        <w:rPr>
+          <w:rFonts w:ascii="Roboto Mono" w:hAnsi="Roboto Mono"/>
+          <w:b/>
+          <w:bCs/>
+        </w:rPr>
+        <w:t>high-level document</w:t>
+      </w:r>
+      <w:r>
+        <w:rPr>
+          <w:rFonts w:ascii="Roboto Mono" w:hAnsi="Roboto Mono"/>
+        </w:rPr>
+        <w:t xml:space="preserve"> (or section of a test plan) that describes </w:t>
+      </w:r>
+      <w:r>
+        <w:rPr>
+          <w:rFonts w:ascii="Roboto Mono" w:hAnsi="Roboto Mono"/>
+          <w:b/>
+          <w:bCs/>
+        </w:rPr>
+        <w:t>how testing will be approached</w:t>
+      </w:r>
+      <w:r>
+        <w:rPr>
+          <w:rFonts w:ascii="Roboto Mono" w:hAnsi="Roboto Mono"/>
+        </w:rPr>
+        <w:t xml:space="preserve"> for a project or organization.</w:t>
+      </w:r>
+    </w:p>
+    <w:p>
+      <w:pPr>
+        <w:rPr>
+          <w:rFonts w:ascii="Roboto Mono" w:hAnsi="Roboto Mono"/>
+        </w:rPr>
+      </w:pPr>
+      <w:r>
+        <w:rPr>
+          <w:rFonts w:ascii="Roboto Mono" w:hAnsi="Roboto Mono"/>
+        </w:rPr>
+        <w:t xml:space="preserve">Think of it as the </w:t>
+      </w:r>
+      <w:r>
+        <w:rPr>
+          <w:rFonts w:ascii="Roboto Mono" w:hAnsi="Roboto Mono"/>
+          <w:b/>
+          <w:bCs/>
+        </w:rPr>
+        <w:t>roadmap</w:t>
+      </w:r>
+      <w:r>
+        <w:rPr>
+          <w:rFonts w:ascii="Roboto Mono" w:hAnsi="Roboto Mono"/>
+        </w:rPr>
+        <w:t xml:space="preserve"> or </w:t>
+      </w:r>
+      <w:r>
+        <w:rPr>
+          <w:rFonts w:ascii="Roboto Mono" w:hAnsi="Roboto Mono"/>
+          <w:b/>
+          <w:bCs/>
+        </w:rPr>
+        <w:t>policy</w:t>
+      </w:r>
+      <w:r>
+        <w:rPr>
+          <w:rFonts w:ascii="Roboto Mono" w:hAnsi="Roboto Mono"/>
+        </w:rPr>
+        <w:t xml:space="preserve"> — it doesn’t list individual test cases, but it defines the </w:t>
+      </w:r>
+      <w:r>
+        <w:rPr>
+          <w:rFonts w:ascii="Roboto Mono" w:hAnsi="Roboto Mono"/>
+          <w:b/>
+          <w:bCs/>
+        </w:rPr>
+        <w:t>overall direction, scope, goals, and methods</w:t>
+      </w:r>
+      <w:r>
+        <w:rPr>
+          <w:rFonts w:ascii="Roboto Mono" w:hAnsi="Roboto Mono"/>
+        </w:rPr>
+        <w:t xml:space="preserve"> for testing.</w:t>
+      </w:r>
+    </w:p>
+    <w:p>
+      <w:pPr>
+        <w:rPr>
+          <w:rFonts w:ascii="Roboto Mono" w:hAnsi="Roboto Mono"/>
+        </w:rPr>
+      </w:pPr>
+      <w:r>
+        <w:rPr>
+          <w:rFonts w:ascii="Roboto Mono" w:hAnsi="Roboto Mono"/>
+        </w:rPr>
+        <w:t>It answers the big questions:</w:t>
+      </w:r>
+    </w:p>
+    <w:p>
+      <w:pPr>
+        <w:numPr>
+          <w:ilvl w:val="0"/>
+          <w:numId w:val="2"/>
+        </w:numPr>
+        <w:rPr>
+          <w:rFonts w:ascii="Roboto Mono" w:hAnsi="Roboto Mono"/>
+        </w:rPr>
+      </w:pPr>
+      <w:r>
+        <w:rPr>
+          <w:rFonts w:ascii="Roboto Mono" w:hAnsi="Roboto Mono"/>
+        </w:rPr>
+        <w:t>What kind of testing will we do?</w:t>
+      </w:r>
+    </w:p>
+    <w:p>
+      <w:pPr>
+        <w:numPr>
+          <w:ilvl w:val="0"/>
+          <w:numId w:val="2"/>
+        </w:numPr>
+        <w:rPr>
+          <w:rFonts w:ascii="Roboto Mono" w:hAnsi="Roboto Mono"/>
+        </w:rPr>
+      </w:pPr>
+      <w:r>
+        <w:rPr>
+          <w:rFonts w:ascii="Roboto Mono" w:hAnsi="Roboto Mono"/>
+        </w:rPr>
+        <w:t>What levels (unit, integration, system, acceptance) will we cover?</w:t>
+      </w:r>
+    </w:p>
+    <w:p>
+      <w:pPr>
+        <w:numPr>
+          <w:ilvl w:val="0"/>
+          <w:numId w:val="2"/>
+        </w:numPr>
+        <w:rPr>
+          <w:rFonts w:ascii="Roboto Mono" w:hAnsi="Roboto Mono"/>
+        </w:rPr>
+      </w:pPr>
+      <w:r>
+        <w:rPr>
+          <w:rFonts w:ascii="Roboto Mono" w:hAnsi="Roboto Mono"/>
+        </w:rPr>
+        <w:t>What tools, techniques, and standards will we follow?</w:t>
+      </w:r>
+    </w:p>
+    <w:p>
+      <w:pPr>
+        <w:numPr>
+          <w:ilvl w:val="0"/>
+          <w:numId w:val="2"/>
+        </w:numPr>
+        <w:rPr>
+          <w:rFonts w:ascii="Roboto Mono" w:hAnsi="Roboto Mono"/>
+        </w:rPr>
+      </w:pPr>
+      <w:r>
+        <w:rPr>
+          <w:rFonts w:ascii="Roboto Mono" w:hAnsi="Roboto Mono"/>
+        </w:rPr>
+        <w:t>What is “in scope” and “out of scope”?</w:t>
+      </w:r>
+    </w:p>
+    <w:p>
+      <w:pPr>
+        <w:numPr>
+          <w:ilvl w:val="0"/>
+          <w:numId w:val="2"/>
+        </w:numPr>
+        <w:rPr>
+          <w:rFonts w:ascii="Roboto Mono" w:hAnsi="Roboto Mono"/>
+        </w:rPr>
+      </w:pPr>
+      <w:r>
+        <w:rPr>
+          <w:rFonts w:ascii="Roboto Mono" w:hAnsi="Roboto Mono"/>
+        </w:rPr>
+        <w:t>How will we measure success?</w:t>
+      </w:r>
+    </w:p>
+    <w:p>
+      <w:pPr>
+        <w:spacing w:before="240" w:after="240"/>
         <w:rPr>
           <w:b/>
           <w:sz w:val="14"/>
           <w:szCs w:val="14"/>
           <w:shd w:val="clear" w:color="auto" w:fill="B7B7B7"/>
         </w:rPr>
+      </w:pPr>
+      <w:bookmarkStart w:id="0" w:name="_Hlk208244535"/>
+      <w:r>
+        <w:rPr>
+          <w:rFonts w:ascii="Arial" w:eastAsia="Arial" w:hAnsi="Arial"/>
+          <w:sz w:val="18"/>
+          <w:highlight w:val="lightGray"/>
+          <w:shd w:val="clear" w:color="auto" w:fill="B7B7B7"/>
+        </w:rPr>
+        <w:t xml:space="preserve"># Source: Chatgot </w:t>
+      </w:r>
+      <w:r>
+        <w:rPr>
+          <w:rFonts w:ascii="Arial" w:eastAsia="Arial" w:hAnsi="Arial"/>
+          <w:sz w:val="18"/>
+          <w:szCs w:val="14"/>
+          <w:highlight w:val="lightGray"/>
+          <w:shd w:val="clear" w:color="auto" w:fill="B7B7B7"/>
+        </w:rPr>
         <w:t>(GPT</w:t>
       </w:r>
       <w:r>
         <w:rPr>
-          <w:rFonts w:ascii="Cambria Math" w:hAnsi="Cambria Math" w:cs="Cambria Math"/>
-          <w:b/>
-          <w:sz w:val="14"/>
+          <w:rFonts w:ascii="Arial" w:eastAsia="Arial" w:hAnsi="Arial" w:cs="Cambria Math"/>
+          <w:sz w:val="18"/>
           <w:szCs w:val="14"/>
+          <w:highlight w:val="lightGray"/>
           <w:shd w:val="clear" w:color="auto" w:fill="B7B7B7"/>
         </w:rPr>
         <w:t>‑</w:t>
       </w:r>
       <w:r>
         <w:rPr>
-          <w:b/>
-          <w:sz w:val="14"/>
+          <w:rFonts w:ascii="Arial" w:eastAsia="Arial" w:hAnsi="Arial"/>
+          <w:sz w:val="18"/>
           <w:szCs w:val="14"/>
-          <w:shd w:val="clear" w:color="auto" w:fill="B7B7B7"/>
-        </w:rPr>
-        <w:t>5 Mini) at [9/4/2025]</w:t>
-      </w:r>
-    </w:p>
-    <w:p>
-      <w:pPr>
-        <w:rPr>
-          <w:rFonts w:ascii="Roboto Mono" w:hAnsi="Roboto Mono"/>
-        </w:rPr>
-      </w:pPr>
-      <w:r>
-        <w:rPr>
-          <w:rFonts w:ascii="Roboto Mono" w:hAnsi="Roboto Mono"/>
-        </w:rPr>
-        <w:t xml:space="preserve">A </w:t>
-      </w:r>
-      <w:r>
-        <w:rPr>
-          <w:rFonts w:ascii="Roboto Mono" w:hAnsi="Roboto Mono"/>
-          <w:b/>
-          <w:bCs/>
-        </w:rPr>
-        <w:t>test strategy</w:t>
-      </w:r>
-      <w:r>
-        <w:rPr>
-          <w:rFonts w:ascii="Roboto Mono" w:hAnsi="Roboto Mono"/>
-        </w:rPr>
-        <w:t xml:space="preserve"> is a </w:t>
-      </w:r>
-      <w:r>
-        <w:rPr>
-          <w:rFonts w:ascii="Roboto Mono" w:hAnsi="Roboto Mono"/>
-          <w:b/>
-          <w:bCs/>
-        </w:rPr>
-        <w:t>high-level document</w:t>
-      </w:r>
-      <w:r>
-        <w:rPr>
-          <w:rFonts w:ascii="Roboto Mono" w:hAnsi="Roboto Mono"/>
-        </w:rPr>
-        <w:t xml:space="preserve"> (or section of a test plan) that describes </w:t>
-      </w:r>
-      <w:r>
-        <w:rPr>
-          <w:rFonts w:ascii="Roboto Mono" w:hAnsi="Roboto Mono"/>
-          <w:b/>
-          <w:bCs/>
-        </w:rPr>
-        <w:t>how testing will be approached</w:t>
-      </w:r>
-      <w:r>
-        <w:rPr>
-          <w:rFonts w:ascii="Roboto Mono" w:hAnsi="Roboto Mono"/>
-        </w:rPr>
-        <w:t xml:space="preserve"> for a project or organization.</w:t>
-      </w:r>
-    </w:p>
-    <w:p>
-      <w:pPr>
-        <w:rPr>
-          <w:rFonts w:ascii="Roboto Mono" w:hAnsi="Roboto Mono"/>
-        </w:rPr>
-      </w:pPr>
-      <w:r>
-        <w:rPr>
-          <w:rFonts w:ascii="Roboto Mono" w:hAnsi="Roboto Mono"/>
-        </w:rPr>
-        <w:t xml:space="preserve">Think of it as the </w:t>
-      </w:r>
-      <w:r>
-        <w:rPr>
-          <w:rFonts w:ascii="Roboto Mono" w:hAnsi="Roboto Mono"/>
-          <w:b/>
-          <w:bCs/>
-        </w:rPr>
-        <w:t>roadmap</w:t>
-      </w:r>
-      <w:r>
-        <w:rPr>
-          <w:rFonts w:ascii="Roboto Mono" w:hAnsi="Roboto Mono"/>
-        </w:rPr>
-        <w:t xml:space="preserve"> or </w:t>
-      </w:r>
-      <w:r>
-        <w:rPr>
-          <w:rFonts w:ascii="Roboto Mono" w:hAnsi="Roboto Mono"/>
-          <w:b/>
-          <w:bCs/>
-        </w:rPr>
-        <w:t>policy</w:t>
-      </w:r>
-      <w:r>
-        <w:rPr>
-          <w:rFonts w:ascii="Roboto Mono" w:hAnsi="Roboto Mono"/>
-        </w:rPr>
-        <w:t xml:space="preserve"> — it doesn’t list individual test cases, but it defines the </w:t>
-      </w:r>
-      <w:r>
-        <w:rPr>
-          <w:rFonts w:ascii="Roboto Mono" w:hAnsi="Roboto Mono"/>
-          <w:b/>
-          <w:bCs/>
-        </w:rPr>
-        <w:t>overall direction, scope, goals, and methods</w:t>
-      </w:r>
-      <w:r>
-        <w:rPr>
-          <w:rFonts w:ascii="Roboto Mono" w:hAnsi="Roboto Mono"/>
-        </w:rPr>
-        <w:t xml:space="preserve"> for testing.</w:t>
-      </w:r>
-    </w:p>
-    <w:p>
-      <w:pPr>
-        <w:rPr>
-          <w:rFonts w:ascii="Roboto Mono" w:hAnsi="Roboto Mono"/>
-        </w:rPr>
-      </w:pPr>
-      <w:r>
-        <w:rPr>
-          <w:rFonts w:ascii="Roboto Mono" w:hAnsi="Roboto Mono"/>
-        </w:rPr>
-        <w:t>It answers the big questions:</w:t>
-      </w:r>
-    </w:p>
-    <w:p>
-      <w:pPr>
-        <w:numPr>
-          <w:ilvl w:val="0"/>
-          <w:numId w:val="2"/>
-        </w:numPr>
-        <w:rPr>
-          <w:rFonts w:ascii="Roboto Mono" w:hAnsi="Roboto Mono"/>
-        </w:rPr>
-      </w:pPr>
-      <w:r>
-        <w:rPr>
-          <w:rFonts w:ascii="Roboto Mono" w:hAnsi="Roboto Mono"/>
-        </w:rPr>
-        <w:t>What kind of testing will we do?</w:t>
-      </w:r>
-    </w:p>
-    <w:p>
-      <w:pPr>
-        <w:numPr>
-          <w:ilvl w:val="0"/>
-          <w:numId w:val="2"/>
-        </w:numPr>
-        <w:rPr>
-          <w:rFonts w:ascii="Roboto Mono" w:hAnsi="Roboto Mono"/>
-        </w:rPr>
-      </w:pPr>
-      <w:r>
-        <w:rPr>
-          <w:rFonts w:ascii="Roboto Mono" w:hAnsi="Roboto Mono"/>
-        </w:rPr>
-        <w:t>What levels (unit, integration, system, acceptance) will we cover?</w:t>
-      </w:r>
-    </w:p>
-    <w:p>
-      <w:pPr>
-        <w:numPr>
-          <w:ilvl w:val="0"/>
-          <w:numId w:val="2"/>
-        </w:numPr>
-        <w:rPr>
-          <w:rFonts w:ascii="Roboto Mono" w:hAnsi="Roboto Mono"/>
-        </w:rPr>
-      </w:pPr>
-      <w:r>
-        <w:rPr>
-          <w:rFonts w:ascii="Roboto Mono" w:hAnsi="Roboto Mono"/>
-        </w:rPr>
-        <w:t>What tools, techniques, and standards will we follow?</w:t>
-      </w:r>
-    </w:p>
-    <w:p>
-      <w:pPr>
-        <w:numPr>
-          <w:ilvl w:val="0"/>
-          <w:numId w:val="2"/>
-        </w:numPr>
-        <w:rPr>
-          <w:rFonts w:ascii="Roboto Mono" w:hAnsi="Roboto Mono"/>
-        </w:rPr>
-      </w:pPr>
-      <w:r>
-        <w:rPr>
-          <w:rFonts w:ascii="Roboto Mono" w:hAnsi="Roboto Mono"/>
-        </w:rPr>
-        <w:t>What is “in scope” and “out of scope”?</w:t>
-      </w:r>
-    </w:p>
-    <w:p>
-      <w:pPr>
-        <w:numPr>
-          <w:ilvl w:val="0"/>
-          <w:numId w:val="2"/>
-        </w:numPr>
-        <w:rPr>
-          <w:rFonts w:ascii="Roboto Mono" w:hAnsi="Roboto Mono"/>
-        </w:rPr>
-      </w:pPr>
-      <w:r>
-        <w:rPr>
-          <w:rFonts w:ascii="Roboto Mono" w:hAnsi="Roboto Mono"/>
-        </w:rPr>
-        <w:t>How will we measure success?</w:t>
-      </w:r>
-    </w:p>
-    <w:p>
-      <w:pPr>
-        <w:spacing w:before="240" w:after="240"/>
-        <w:rPr>
-          <w:b/>
-          <w:sz w:val="14"/>
-          <w:szCs w:val="14"/>
-          <w:shd w:val="clear" w:color="auto" w:fill="B7B7B7"/>
-        </w:rPr>
-      </w:pPr>
-      <w:bookmarkStart w:id="0" w:name="_Hlk208244535"/>
-      <w:r>
-        <w:rPr>
-          <w:b/>
-          <w:shd w:val="clear" w:color="auto" w:fill="B7B7B7"/>
-        </w:rPr>
-        <w:t># Source</w:t>
-      </w:r>
-      <w:r>
-        <w:rPr>
-          <w:shd w:val="clear" w:color="auto" w:fill="B7B7B7"/>
-        </w:rPr>
-        <w:t xml:space="preserve">: </w:t>
-      </w:r>
-      <w:r>
-        <w:rPr>
-          <w:b/>
-          <w:shd w:val="clear" w:color="auto" w:fill="B7B7B7"/>
-        </w:rPr>
-        <w:t xml:space="preserve">Chatgot </w:t>
-      </w:r>
-      <w:r>
-        <w:rPr>
-          <w:b/>
-          <w:sz w:val="14"/>
-          <w:szCs w:val="14"/>
-          <w:shd w:val="clear" w:color="auto" w:fill="B7B7B7"/>
-        </w:rPr>
-        <w:t>(GPT</w:t>
-      </w:r>
-      <w:r>
-        <w:rPr>
-          <w:rFonts w:ascii="Cambria Math" w:hAnsi="Cambria Math" w:cs="Cambria Math"/>
-          <w:b/>
-          <w:sz w:val="14"/>
-          <w:szCs w:val="14"/>
-          <w:shd w:val="clear" w:color="auto" w:fill="B7B7B7"/>
-        </w:rPr>
-        <w:t>‑</w:t>
-      </w:r>
-      <w:r>
-        <w:rPr>
-          <w:b/>
-          <w:sz w:val="14"/>
-          <w:szCs w:val="14"/>
+          <w:highlight w:val="lightGray"/>
           <w:shd w:val="clear" w:color="auto" w:fill="B7B7B7"/>
         </w:rPr>
         <w:t>5 Mini) at [9/8/2025]</w:t>
@@ -470,7 +452,6 @@
           <w:b/>
           <w:bCs/>
         </w:rPr>
-        <w:lastRenderedPageBreak/>
         <w:t>Techniques</w:t>
       </w:r>
       <w:r>
@@ -573,7 +554,7 @@
     </w:p>
     <w:p>
       <w:r>
-        <w:pict w14:anchorId="2A4E8357">
+        <w:pict w14:anchorId="09AA5E5C">
           <v:rect id="_x0000_i1025" style="width:0;height:1.5pt" o:hralign="center" o:hrstd="t" o:hr="t" fillcolor="#a0a0a0" stroked="f"/>
         </w:pict>
       </w:r>
@@ -598,48 +579,39 @@
       </w:pPr>
       <w:r>
         <w:rPr>
-          <w:b/>
+          <w:rFonts w:ascii="Arial" w:eastAsia="Arial" w:hAnsi="Arial"/>
+          <w:sz w:val="18"/>
+          <w:highlight w:val="lightGray"/>
           <w:shd w:val="clear" w:color="auto" w:fill="B7B7B7"/>
         </w:rPr>
-        <w:t># Source</w:t>
-      </w:r>
-      <w:r>
-        <w:rPr>
+        <w:t xml:space="preserve"># Source: Chatgot </w:t>
+      </w:r>
+      <w:r>
+        <w:rPr>
+          <w:rFonts w:ascii="Arial" w:eastAsia="Arial" w:hAnsi="Arial"/>
+          <w:sz w:val="18"/>
+          <w:szCs w:val="14"/>
+          <w:highlight w:val="lightGray"/>
           <w:shd w:val="clear" w:color="auto" w:fill="B7B7B7"/>
         </w:rPr>
-        <w:t xml:space="preserve">: </w:t>
-      </w:r>
-      <w:r>
-        <w:rPr>
-          <w:b/>
+        <w:t>(GPT</w:t>
+      </w:r>
+      <w:r>
+        <w:rPr>
+          <w:rFonts w:ascii="Arial" w:eastAsia="Arial" w:hAnsi="Arial" w:cs="Cambria Math"/>
+          <w:sz w:val="18"/>
+          <w:szCs w:val="14"/>
+          <w:highlight w:val="lightGray"/>
           <w:shd w:val="clear" w:color="auto" w:fill="B7B7B7"/>
         </w:rPr>
-        <w:t xml:space="preserve">Chatgot </w:t>
-      </w:r>
-      <w:r>
-        <w:rPr>
-          <w:b/>
-          <w:sz w:val="14"/>
+        <w:t>‑</w:t>
+      </w:r>
+      <w:r>
+        <w:rPr>
+          <w:rFonts w:ascii="Arial" w:eastAsia="Arial" w:hAnsi="Arial"/>
+          <w:sz w:val="18"/>
           <w:szCs w:val="14"/>
-          <w:shd w:val="clear" w:color="auto" w:fill="B7B7B7"/>
-        </w:rPr>
-        <w:t>(GPT</w:t>
-      </w:r>
-      <w:r>
-        <w:rPr>
-          <w:rFonts w:ascii="Cambria Math" w:hAnsi="Cambria Math" w:cs="Cambria Math"/>
-          <w:b/>
-          <w:sz w:val="14"/>
-          <w:szCs w:val="14"/>
-          <w:shd w:val="clear" w:color="auto" w:fill="B7B7B7"/>
-        </w:rPr>
-        <w:t>‑</w:t>
-      </w:r>
-      <w:r>
-        <w:rPr>
-          <w:b/>
-          <w:sz w:val="14"/>
-          <w:szCs w:val="14"/>
+          <w:highlight w:val="lightGray"/>
           <w:shd w:val="clear" w:color="auto" w:fill="B7B7B7"/>
         </w:rPr>
         <w:t>5 Mini) at [9/4/2025]</w:t>
@@ -869,7 +841,6 @@
         <w:rPr>
           <w:rFonts w:ascii="Roboto Mono" w:hAnsi="Roboto Mono"/>
         </w:rPr>
-        <w:lastRenderedPageBreak/>
         <w:t>Hardware, software, databases, networks, testing tools.</w:t>
       </w:r>
     </w:p>
@@ -1019,7 +990,7 @@
     </w:p>
     <w:p>
       <w:r>
-        <w:pict w14:anchorId="2111591B">
+        <w:pict w14:anchorId="67F2A3CB">
           <v:rect id="_x0000_i1026" style="width:0;height:1.5pt" o:hralign="center" o:hrstd="t" o:hr="t" fillcolor="#a0a0a0" stroked="f"/>
         </w:pict>
       </w:r>
@@ -1044,48 +1015,39 @@
       </w:pPr>
       <w:r>
         <w:rPr>
-          <w:b/>
+          <w:rFonts w:ascii="Arial" w:eastAsia="Arial" w:hAnsi="Arial"/>
+          <w:sz w:val="18"/>
+          <w:highlight w:val="lightGray"/>
           <w:shd w:val="clear" w:color="auto" w:fill="B7B7B7"/>
         </w:rPr>
-        <w:t># Source</w:t>
-      </w:r>
-      <w:r>
-        <w:rPr>
+        <w:t xml:space="preserve"># Source: Chatgot </w:t>
+      </w:r>
+      <w:r>
+        <w:rPr>
+          <w:rFonts w:ascii="Arial" w:eastAsia="Arial" w:hAnsi="Arial"/>
+          <w:sz w:val="18"/>
+          <w:szCs w:val="14"/>
+          <w:highlight w:val="lightGray"/>
           <w:shd w:val="clear" w:color="auto" w:fill="B7B7B7"/>
         </w:rPr>
-        <w:t xml:space="preserve">: </w:t>
-      </w:r>
-      <w:r>
-        <w:rPr>
-          <w:b/>
+        <w:t>(GPT</w:t>
+      </w:r>
+      <w:r>
+        <w:rPr>
+          <w:rFonts w:ascii="Arial" w:eastAsia="Arial" w:hAnsi="Arial" w:cs="Cambria Math"/>
+          <w:sz w:val="18"/>
+          <w:szCs w:val="14"/>
+          <w:highlight w:val="lightGray"/>
           <w:shd w:val="clear" w:color="auto" w:fill="B7B7B7"/>
         </w:rPr>
-        <w:t xml:space="preserve">Chatgot </w:t>
-      </w:r>
-      <w:r>
-        <w:rPr>
-          <w:b/>
-          <w:sz w:val="14"/>
+        <w:t>‑</w:t>
+      </w:r>
+      <w:r>
+        <w:rPr>
+          <w:rFonts w:ascii="Arial" w:eastAsia="Arial" w:hAnsi="Arial"/>
+          <w:sz w:val="18"/>
           <w:szCs w:val="14"/>
-          <w:shd w:val="clear" w:color="auto" w:fill="B7B7B7"/>
-        </w:rPr>
-        <w:t>(GPT</w:t>
-      </w:r>
-      <w:r>
-        <w:rPr>
-          <w:rFonts w:ascii="Cambria Math" w:hAnsi="Cambria Math" w:cs="Cambria Math"/>
-          <w:b/>
-          <w:sz w:val="14"/>
-          <w:szCs w:val="14"/>
-          <w:shd w:val="clear" w:color="auto" w:fill="B7B7B7"/>
-        </w:rPr>
-        <w:t>‑</w:t>
-      </w:r>
-      <w:r>
-        <w:rPr>
-          <w:b/>
-          <w:sz w:val="14"/>
-          <w:szCs w:val="14"/>
+          <w:highlight w:val="lightGray"/>
           <w:shd w:val="clear" w:color="auto" w:fill="B7B7B7"/>
         </w:rPr>
         <w:t>5 Mini) at [9/4/2025]</w:t>
@@ -1203,7 +1165,7 @@
     </w:p>
     <w:p>
       <w:r>
-        <w:pict w14:anchorId="319412A3">
+        <w:pict w14:anchorId="6282A1AC">
           <v:rect id="_x0000_i1027" style="width:0;height:1.5pt" o:hralign="center" o:hrstd="t" o:hr="t" fillcolor="#a0a0a0" stroked="f"/>
         </w:pict>
       </w:r>
@@ -1228,48 +1190,39 @@
       </w:pPr>
       <w:r>
         <w:rPr>
-          <w:b/>
+          <w:rFonts w:ascii="Arial" w:eastAsia="Arial" w:hAnsi="Arial"/>
+          <w:sz w:val="18"/>
+          <w:highlight w:val="lightGray"/>
           <w:shd w:val="clear" w:color="auto" w:fill="B7B7B7"/>
         </w:rPr>
-        <w:t># Source</w:t>
-      </w:r>
-      <w:r>
-        <w:rPr>
+        <w:t xml:space="preserve"># Source: Chatgot </w:t>
+      </w:r>
+      <w:r>
+        <w:rPr>
+          <w:rFonts w:ascii="Arial" w:eastAsia="Arial" w:hAnsi="Arial"/>
+          <w:sz w:val="18"/>
+          <w:szCs w:val="14"/>
+          <w:highlight w:val="lightGray"/>
           <w:shd w:val="clear" w:color="auto" w:fill="B7B7B7"/>
         </w:rPr>
-        <w:t xml:space="preserve">: </w:t>
-      </w:r>
-      <w:r>
-        <w:rPr>
-          <w:b/>
+        <w:t>(GPT</w:t>
+      </w:r>
+      <w:r>
+        <w:rPr>
+          <w:rFonts w:ascii="Arial" w:eastAsia="Arial" w:hAnsi="Arial" w:cs="Cambria Math"/>
+          <w:sz w:val="18"/>
+          <w:szCs w:val="14"/>
+          <w:highlight w:val="lightGray"/>
           <w:shd w:val="clear" w:color="auto" w:fill="B7B7B7"/>
         </w:rPr>
-        <w:t xml:space="preserve">Chatgot </w:t>
-      </w:r>
-      <w:r>
-        <w:rPr>
-          <w:b/>
-          <w:sz w:val="14"/>
+        <w:t>‑</w:t>
+      </w:r>
+      <w:r>
+        <w:rPr>
+          <w:rFonts w:ascii="Arial" w:eastAsia="Arial" w:hAnsi="Arial"/>
+          <w:sz w:val="18"/>
           <w:szCs w:val="14"/>
-          <w:shd w:val="clear" w:color="auto" w:fill="B7B7B7"/>
-        </w:rPr>
-        <w:t>(GPT</w:t>
-      </w:r>
-      <w:r>
-        <w:rPr>
-          <w:rFonts w:ascii="Cambria Math" w:hAnsi="Cambria Math" w:cs="Cambria Math"/>
-          <w:b/>
-          <w:sz w:val="14"/>
-          <w:szCs w:val="14"/>
-          <w:shd w:val="clear" w:color="auto" w:fill="B7B7B7"/>
-        </w:rPr>
-        <w:t>‑</w:t>
-      </w:r>
-      <w:r>
-        <w:rPr>
-          <w:b/>
-          <w:sz w:val="14"/>
-          <w:szCs w:val="14"/>
+          <w:highlight w:val="lightGray"/>
           <w:shd w:val="clear" w:color="auto" w:fill="B7B7B7"/>
         </w:rPr>
         <w:t>5 Mini) at [9/4/2025]</w:t>
@@ -1316,7 +1269,6 @@
           <w:b/>
           <w:bCs/>
         </w:rPr>
-        <w:lastRenderedPageBreak/>
         <w:t>Test Strategy</w:t>
       </w:r>
       <w:r>
@@ -1328,7 +1280,7 @@
     </w:p>
     <w:p>
       <w:r>
-        <w:pict w14:anchorId="189BC90A">
+        <w:pict w14:anchorId="48813826">
           <v:rect id="_x0000_i1028" style="width:0;height:1.5pt" o:hralign="center" o:bullet="t" o:hrstd="t" o:hr="t" fillcolor="#a0a0a0" stroked="f"/>
         </w:pict>
       </w:r>
@@ -1347,50 +1299,41 @@
       </w:pPr>
       <w:r>
         <w:rPr>
-          <w:b/>
+          <w:rFonts w:ascii="Arial" w:eastAsia="Arial" w:hAnsi="Arial"/>
+          <w:sz w:val="18"/>
+          <w:highlight w:val="lightGray"/>
           <w:shd w:val="clear" w:color="auto" w:fill="B7B7B7"/>
         </w:rPr>
-        <w:t># Source</w:t>
-      </w:r>
-      <w:r>
-        <w:rPr>
+        <w:t xml:space="preserve"># Source: Chatgot </w:t>
+      </w:r>
+      <w:r>
+        <w:rPr>
+          <w:rFonts w:ascii="Arial" w:eastAsia="Arial" w:hAnsi="Arial"/>
+          <w:sz w:val="18"/>
+          <w:szCs w:val="14"/>
+          <w:highlight w:val="lightGray"/>
           <w:shd w:val="clear" w:color="auto" w:fill="B7B7B7"/>
         </w:rPr>
-        <w:t xml:space="preserve">: </w:t>
-      </w:r>
-      <w:r>
-        <w:rPr>
-          <w:b/>
+        <w:t>(GPT</w:t>
+      </w:r>
+      <w:r>
+        <w:rPr>
+          <w:rFonts w:ascii="Arial" w:eastAsia="Arial" w:hAnsi="Arial" w:cs="Cambria Math"/>
+          <w:sz w:val="18"/>
+          <w:szCs w:val="14"/>
+          <w:highlight w:val="lightGray"/>
           <w:shd w:val="clear" w:color="auto" w:fill="B7B7B7"/>
         </w:rPr>
-        <w:t xml:space="preserve">Chatgot </w:t>
-      </w:r>
-      <w:r>
-        <w:rPr>
-          <w:b/>
-          <w:sz w:val="14"/>
+        <w:t>‑</w:t>
+      </w:r>
+      <w:r>
+        <w:rPr>
+          <w:rFonts w:ascii="Arial" w:eastAsia="Arial" w:hAnsi="Arial"/>
+          <w:sz w:val="18"/>
           <w:szCs w:val="14"/>
+          <w:highlight w:val="lightGray"/>
           <w:shd w:val="clear" w:color="auto" w:fill="B7B7B7"/>
         </w:rPr>
-        <w:t>(GPT</w:t>
-      </w:r>
-      <w:r>
-        <w:rPr>
-          <w:rFonts w:ascii="Cambria Math" w:hAnsi="Cambria Math" w:cs="Cambria Math"/>
-          <w:b/>
-          <w:sz w:val="14"/>
-          <w:szCs w:val="14"/>
-          <w:shd w:val="clear" w:color="auto" w:fill="B7B7B7"/>
-        </w:rPr>
-        <w:t>‑</w:t>
-      </w:r>
-      <w:r>
-        <w:rPr>
-          <w:b/>
-          <w:sz w:val="14"/>
-          <w:szCs w:val="14"/>
-          <w:shd w:val="clear" w:color="auto" w:fill="B7B7B7"/>
-        </w:rPr>
         <w:t>5 Mini) at [9/4/2025]</w:t>
       </w:r>
     </w:p>
@@ -1457,7 +1400,7 @@
         <w:rPr>
           <w:rFonts w:ascii="Roboto Mono" w:hAnsi="Roboto Mono"/>
         </w:rPr>
-        <w:pict w14:anchorId="2B7C4599">
+        <w:pict w14:anchorId="2053DC87">
           <v:rect id="_x0000_i1029" style="width:0;height:1.5pt" o:hralign="center" o:hrstd="t" o:hr="t" fillcolor="#a0a0a0" stroked="f"/>
         </w:pict>
       </w:r>
@@ -1497,7 +1440,7 @@
         <w:rPr>
           <w:rFonts w:ascii="Roboto Mono" w:hAnsi="Roboto Mono"/>
         </w:rPr>
-        <w:pict w14:anchorId="5986C490">
+        <w:pict w14:anchorId="4C3FEEE6">
           <v:rect id="_x0000_i1030" style="width:0;height:1.5pt" o:hralign="center" o:hrstd="t" o:hr="t" fillcolor="#a0a0a0" stroked="f"/>
         </w:pict>
       </w:r>
@@ -1563,7 +1506,7 @@
         <w:rPr>
           <w:rFonts w:ascii="Roboto Mono" w:hAnsi="Roboto Mono"/>
         </w:rPr>
-        <w:pict w14:anchorId="222FBB2E">
+        <w:pict w14:anchorId="4BBCCED0">
           <v:rect id="_x0000_i1031" style="width:0;height:1.5pt" o:hralign="center" o:hrstd="t" o:hr="t" fillcolor="#a0a0a0" stroked="f"/>
         </w:pict>
       </w:r>
@@ -1724,7 +1667,6 @@
           <w:b/>
           <w:bCs/>
         </w:rPr>
-        <w:lastRenderedPageBreak/>
         <w:t>Objectives</w:t>
       </w:r>
     </w:p>
@@ -1789,7 +1731,7 @@
         <w:rPr>
           <w:rFonts w:ascii="Roboto Mono" w:hAnsi="Roboto Mono"/>
         </w:rPr>
-        <w:pict w14:anchorId="1C2C98A6">
+        <w:pict w14:anchorId="2556D290">
           <v:rect id="_x0000_i1032" style="width:0;height:1.5pt" o:hralign="center" o:hrstd="t" o:hr="t" fillcolor="#a0a0a0" stroked="f"/>
         </w:pict>
       </w:r>
@@ -2060,7 +2002,7 @@
         <w:rPr>
           <w:rFonts w:ascii="Roboto Mono" w:hAnsi="Roboto Mono"/>
         </w:rPr>
-        <w:pict w14:anchorId="75E8CFF9">
+        <w:pict w14:anchorId="0ED89F5B">
           <v:rect id="_x0000_i1033" style="width:0;height:1.5pt" o:hralign="center" o:hrstd="t" o:hr="t" fillcolor="#a0a0a0" stroked="f"/>
         </w:pict>
       </w:r>
@@ -2168,7 +2110,6 @@
           <w:b/>
           <w:bCs/>
         </w:rPr>
-        <w:lastRenderedPageBreak/>
         <w:t>Automated Testing</w:t>
       </w:r>
       <w:r>
@@ -2289,7 +2230,7 @@
         <w:rPr>
           <w:rFonts w:ascii="Roboto Mono" w:hAnsi="Roboto Mono"/>
         </w:rPr>
-        <w:pict w14:anchorId="7F7F8215">
+        <w:pict w14:anchorId="27660CA6">
           <v:rect id="_x0000_i1034" style="width:0;height:1.5pt" o:hralign="center" o:hrstd="t" o:hr="t" fillcolor="#a0a0a0" stroked="f"/>
         </w:pict>
       </w:r>
@@ -2495,7 +2436,7 @@
         <w:rPr>
           <w:rFonts w:ascii="Roboto Mono" w:hAnsi="Roboto Mono"/>
         </w:rPr>
-        <w:pict w14:anchorId="59AE5EEE">
+        <w:pict w14:anchorId="110004B0">
           <v:rect id="_x0000_i1035" style="width:0;height:1.5pt" o:hralign="center" o:hrstd="t" o:hr="t" fillcolor="#a0a0a0" stroked="f"/>
         </w:pict>
       </w:r>
@@ -2603,7 +2544,6 @@
           <w:b/>
           <w:bCs/>
         </w:rPr>
-        <w:lastRenderedPageBreak/>
         <w:t>Exit</w:t>
       </w:r>
     </w:p>
@@ -2668,7 +2608,7 @@
         <w:rPr>
           <w:rFonts w:ascii="Roboto Mono" w:hAnsi="Roboto Mono"/>
         </w:rPr>
-        <w:pict w14:anchorId="117CC1AE">
+        <w:pict w14:anchorId="48C0993F">
           <v:rect id="_x0000_i1036" style="width:0;height:1.5pt" o:hralign="center" o:hrstd="t" o:hr="t" fillcolor="#a0a0a0" stroked="f"/>
         </w:pict>
       </w:r>
@@ -2785,7 +2725,7 @@
         <w:rPr>
           <w:rFonts w:ascii="Roboto Mono" w:hAnsi="Roboto Mono"/>
         </w:rPr>
-        <w:pict w14:anchorId="7A1EF54B">
+        <w:pict w14:anchorId="1FC3E067">
           <v:rect id="_x0000_i1037" style="width:0;height:1.5pt" o:hralign="center" o:hrstd="t" o:hr="t" fillcolor="#a0a0a0" stroked="f"/>
         </w:pict>
       </w:r>
@@ -2820,7 +2760,7 @@
           <w:noProof/>
         </w:rPr>
         <w:drawing>
-          <wp:inline distT="0" distB="0" distL="0" distR="0" wp14:anchorId="203B96EE" wp14:editId="2919DE69">
+          <wp:inline distT="0" distB="0" distL="0" distR="0" wp14:anchorId="290573EB" wp14:editId="513CD0DE">
             <wp:extent cx="5943600" cy="1220470"/>
             <wp:effectExtent l="0" t="0" r="0" b="0"/>
             <wp:docPr id="380026682" name="Picture 1"/>
@@ -3072,7 +3012,7 @@
         <w:rPr>
           <w:rFonts w:ascii="Roboto Mono" w:hAnsi="Roboto Mono"/>
         </w:rPr>
-        <w:pict w14:anchorId="10B52A39">
+        <w:pict w14:anchorId="38849314">
           <v:rect id="_x0000_i1038" style="width:0;height:1.5pt" o:hralign="center" o:hrstd="t" o:hr="t" fillcolor="#a0a0a0" stroked="f"/>
         </w:pict>
       </w:r>
@@ -3110,7 +3050,6 @@
           <w:b/>
           <w:bCs/>
         </w:rPr>
-        <w:lastRenderedPageBreak/>
         <w:t>Test Cycle</w:t>
       </w:r>
       <w:r>
@@ -3180,7 +3119,7 @@
         <w:rPr>
           <w:rFonts w:ascii="Roboto Mono" w:hAnsi="Roboto Mono"/>
         </w:rPr>
-        <w:pict w14:anchorId="11217672">
+        <w:pict w14:anchorId="510B40EE">
           <v:rect id="_x0000_i1039" style="width:0;height:1.5pt" o:hralign="center" o:hrstd="t" o:hr="t" fillcolor="#a0a0a0" stroked="f"/>
         </w:pict>
       </w:r>
@@ -3297,7 +3236,7 @@
         <w:rPr>
           <w:rFonts w:ascii="Roboto Mono" w:hAnsi="Roboto Mono"/>
         </w:rPr>
-        <w:pict w14:anchorId="4BC9AD8F">
+        <w:pict w14:anchorId="37C6BC0F">
           <v:rect id="_x0000_i1040" style="width:0;height:1.5pt" o:hralign="center" o:hrstd="t" o:hr="t" fillcolor="#a0a0a0" stroked="f"/>
         </w:pict>
       </w:r>
@@ -3359,7 +3298,7 @@
     </w:p>
     <w:p>
       <w:r>
-        <w:pict w14:anchorId="13141EFE">
+        <w:pict w14:anchorId="5E295DDE">
           <v:rect id="_x0000_i1041" style="width:0;height:1.5pt" o:hralign="center" o:hrstd="t" o:hr="t" fillcolor="#a0a0a0" stroked="f"/>
         </w:pict>
       </w:r>
@@ -3399,7 +3338,7 @@
     </w:p>
     <w:p>
       <w:r>
-        <w:pict w14:anchorId="05F5BA2A">
+        <w:pict w14:anchorId="7403065B">
           <v:rect id="_x0000_i1042" style="width:0;height:1.5pt" o:hralign="center" o:hrstd="t" o:hr="t" fillcolor="#a0a0a0" stroked="f"/>
         </w:pict>
       </w:r>
@@ -3418,50 +3357,41 @@
       </w:pPr>
       <w:r>
         <w:rPr>
-          <w:b/>
+          <w:rFonts w:ascii="Arial" w:eastAsia="Arial" w:hAnsi="Arial"/>
+          <w:sz w:val="18"/>
+          <w:highlight w:val="lightGray"/>
           <w:shd w:val="clear" w:color="auto" w:fill="B7B7B7"/>
         </w:rPr>
-        <w:t># Source</w:t>
-      </w:r>
-      <w:r>
-        <w:rPr>
+        <w:t xml:space="preserve"># Source: Chatgot </w:t>
+      </w:r>
+      <w:r>
+        <w:rPr>
+          <w:rFonts w:ascii="Arial" w:eastAsia="Arial" w:hAnsi="Arial"/>
+          <w:sz w:val="18"/>
+          <w:szCs w:val="14"/>
+          <w:highlight w:val="lightGray"/>
           <w:shd w:val="clear" w:color="auto" w:fill="B7B7B7"/>
         </w:rPr>
-        <w:t xml:space="preserve">: </w:t>
-      </w:r>
-      <w:r>
-        <w:rPr>
-          <w:b/>
+        <w:t>(GPT</w:t>
+      </w:r>
+      <w:r>
+        <w:rPr>
+          <w:rFonts w:ascii="Arial" w:eastAsia="Arial" w:hAnsi="Arial" w:cs="Cambria Math"/>
+          <w:sz w:val="18"/>
+          <w:szCs w:val="14"/>
+          <w:highlight w:val="lightGray"/>
           <w:shd w:val="clear" w:color="auto" w:fill="B7B7B7"/>
         </w:rPr>
-        <w:t xml:space="preserve">Chatgot </w:t>
-      </w:r>
-      <w:r>
-        <w:rPr>
-          <w:b/>
-          <w:sz w:val="14"/>
+        <w:t>‑</w:t>
+      </w:r>
+      <w:r>
+        <w:rPr>
+          <w:rFonts w:ascii="Arial" w:eastAsia="Arial" w:hAnsi="Arial"/>
+          <w:sz w:val="18"/>
           <w:szCs w:val="14"/>
+          <w:highlight w:val="lightGray"/>
           <w:shd w:val="clear" w:color="auto" w:fill="B7B7B7"/>
         </w:rPr>
-        <w:t>(GPT</w:t>
-      </w:r>
-      <w:r>
-        <w:rPr>
-          <w:rFonts w:ascii="Cambria Math" w:hAnsi="Cambria Math" w:cs="Cambria Math"/>
-          <w:b/>
-          <w:sz w:val="14"/>
-          <w:szCs w:val="14"/>
-          <w:shd w:val="clear" w:color="auto" w:fill="B7B7B7"/>
-        </w:rPr>
-        <w:t>‑</w:t>
-      </w:r>
-      <w:r>
-        <w:rPr>
-          <w:b/>
-          <w:sz w:val="14"/>
-          <w:szCs w:val="14"/>
-          <w:shd w:val="clear" w:color="auto" w:fill="B7B7B7"/>
-        </w:rPr>
         <w:t>5 Mini) at [9/4/2025]</w:t>
       </w:r>
     </w:p>
@@ -3516,8 +3446,7 @@
         <w:rPr>
           <w:rFonts w:ascii="Roboto Mono" w:hAnsi="Roboto Mono"/>
         </w:rPr>
-        <w:lastRenderedPageBreak/>
-        <w:pict w14:anchorId="3EF3801A">
+        <w:pict w14:anchorId="3317C2CD">
           <v:rect id="_x0000_i1043" style="width:0;height:1.5pt" o:hralign="center" o:hrstd="t" o:hr="t" fillcolor="#a0a0a0" stroked="f"/>
         </w:pict>
       </w:r>
@@ -3676,7 +3605,7 @@
         <w:rPr>
           <w:rFonts w:ascii="Roboto Mono" w:hAnsi="Roboto Mono"/>
         </w:rPr>
-        <w:pict w14:anchorId="1E862AAE">
+        <w:pict w14:anchorId="3199021F">
           <v:rect id="_x0000_i1044" style="width:0;height:1.5pt" o:hralign="center" o:hrstd="t" o:hr="t" fillcolor="#a0a0a0" stroked="f"/>
         </w:pict>
       </w:r>
@@ -3780,7 +3709,7 @@
         <w:rPr>
           <w:rFonts w:ascii="Roboto Mono" w:hAnsi="Roboto Mono"/>
         </w:rPr>
-        <w:pict w14:anchorId="1C2028C2">
+        <w:pict w14:anchorId="55F33C52">
           <v:rect id="_x0000_i1045" style="width:0;height:1.5pt" o:hralign="center" o:hrstd="t" o:hr="t" fillcolor="#a0a0a0" stroked="f"/>
         </w:pict>
       </w:r>
@@ -3883,7 +3812,6 @@
         <w:rPr>
           <w:rFonts w:ascii="Roboto Mono" w:hAnsi="Roboto Mono"/>
         </w:rPr>
-        <w:lastRenderedPageBreak/>
         <w:t>Backend: Node.js</w:t>
       </w:r>
     </w:p>
@@ -4045,7 +3973,7 @@
         <w:rPr>
           <w:rFonts w:ascii="Roboto Mono" w:hAnsi="Roboto Mono"/>
         </w:rPr>
-        <w:pict w14:anchorId="18C86243">
+        <w:pict w14:anchorId="6F5E068E">
           <v:rect id="_x0000_i1046" style="width:0;height:1.5pt" o:hralign="center" o:hrstd="t" o:hr="t" fillcolor="#a0a0a0" stroked="f"/>
         </w:pict>
       </w:r>
@@ -4167,7 +4095,7 @@
         <w:rPr>
           <w:rFonts w:ascii="Roboto Mono" w:hAnsi="Roboto Mono"/>
         </w:rPr>
-        <w:pict w14:anchorId="5A6E5844">
+        <w:pict w14:anchorId="052E5D97">
           <v:rect id="_x0000_i1047" style="width:0;height:1.5pt" o:hralign="center" o:hrstd="t" o:hr="t" fillcolor="#a0a0a0" stroked="f"/>
         </w:pict>
       </w:r>
@@ -4306,8 +4234,7 @@
         <w:rPr>
           <w:rFonts w:ascii="Roboto Mono" w:hAnsi="Roboto Mono"/>
         </w:rPr>
-        <w:lastRenderedPageBreak/>
-        <w:pict w14:anchorId="563CFDD2">
+        <w:pict w14:anchorId="5EC921D3">
           <v:rect id="_x0000_i1048" style="width:0;height:1.5pt" o:hralign="center" o:hrstd="t" o:hr="t" fillcolor="#a0a0a0" stroked="f"/>
         </w:pict>
       </w:r>
@@ -4446,7 +4373,7 @@
         <w:rPr>
           <w:rFonts w:ascii="Roboto Mono" w:hAnsi="Roboto Mono"/>
         </w:rPr>
-        <w:pict w14:anchorId="7CE24850">
+        <w:pict w14:anchorId="65238FCA">
           <v:rect id="_x0000_i1049" style="width:0;height:1.5pt" o:hralign="center" o:hrstd="t" o:hr="t" fillcolor="#a0a0a0" stroked="f"/>
         </w:pict>
       </w:r>
@@ -4600,7 +4527,7 @@
         <w:rPr>
           <w:rFonts w:ascii="Roboto Mono" w:hAnsi="Roboto Mono"/>
         </w:rPr>
-        <w:pict w14:anchorId="0FFD1BE7">
+        <w:pict w14:anchorId="2050270E">
           <v:rect id="_x0000_i1050" style="width:0;height:1.5pt" o:hralign="center" o:hrstd="t" o:hr="t" fillcolor="#a0a0a0" stroked="f"/>
         </w:pict>
       </w:r>
@@ -4687,7 +4614,6 @@
         <w:rPr>
           <w:rFonts w:ascii="Roboto Mono" w:hAnsi="Roboto Mono"/>
         </w:rPr>
-        <w:lastRenderedPageBreak/>
         <w:t>Potential security vulnerabilities introduced by new authentication features.</w:t>
       </w:r>
       <w:r>
@@ -4723,7 +4649,7 @@
         <w:rPr>
           <w:rFonts w:ascii="Roboto Mono" w:hAnsi="Roboto Mono"/>
         </w:rPr>
-        <w:pict w14:anchorId="7C2423B0">
+        <w:pict w14:anchorId="3DF7026D">
           <v:rect id="_x0000_i1051" style="width:0;height:1.5pt" o:hralign="center" o:hrstd="t" o:hr="t" fillcolor="#a0a0a0" stroked="f"/>
         </w:pict>
       </w:r>
@@ -4828,7 +4754,7 @@
         <w:rPr>
           <w:rFonts w:ascii="Roboto Mono" w:hAnsi="Roboto Mono"/>
         </w:rPr>
-        <w:pict w14:anchorId="117A0EAD">
+        <w:pict w14:anchorId="4824EE3B">
           <v:rect id="_x0000_i1052" style="width:0;height:1.5pt" o:hralign="center" o:hrstd="t" o:hr="t" fillcolor="#a0a0a0" stroked="f"/>
         </w:pict>
       </w:r>
@@ -4907,7 +4833,7 @@
     <w:p/>
     <w:p>
       <w:r>
-        <w:pict w14:anchorId="1291C084">
+        <w:pict w14:anchorId="4BD43715">
           <v:rect id="_x0000_i1053" style="width:0;height:1.5pt" o:hralign="center" o:bullet="t" o:hrstd="t" o:hr="t" fillcolor="#a0a0a0" stroked="f"/>
         </w:pict>
       </w:r>
@@ -4940,50 +4866,41 @@
       </w:pPr>
       <w:r>
         <w:rPr>
-          <w:b/>
+          <w:rFonts w:ascii="Arial" w:eastAsia="Arial" w:hAnsi="Arial"/>
+          <w:sz w:val="18"/>
+          <w:highlight w:val="lightGray"/>
           <w:shd w:val="clear" w:color="auto" w:fill="B7B7B7"/>
         </w:rPr>
-        <w:t># Source</w:t>
-      </w:r>
-      <w:r>
-        <w:rPr>
+        <w:t xml:space="preserve"># Source: Chatgot </w:t>
+      </w:r>
+      <w:r>
+        <w:rPr>
+          <w:rFonts w:ascii="Arial" w:eastAsia="Arial" w:hAnsi="Arial"/>
+          <w:sz w:val="18"/>
+          <w:szCs w:val="14"/>
+          <w:highlight w:val="lightGray"/>
           <w:shd w:val="clear" w:color="auto" w:fill="B7B7B7"/>
         </w:rPr>
-        <w:t xml:space="preserve">: </w:t>
-      </w:r>
-      <w:r>
-        <w:rPr>
-          <w:b/>
+        <w:t>(GPT</w:t>
+      </w:r>
+      <w:r>
+        <w:rPr>
+          <w:rFonts w:ascii="Arial" w:eastAsia="Arial" w:hAnsi="Arial" w:cs="Cambria Math"/>
+          <w:sz w:val="18"/>
+          <w:szCs w:val="14"/>
+          <w:highlight w:val="lightGray"/>
           <w:shd w:val="clear" w:color="auto" w:fill="B7B7B7"/>
         </w:rPr>
-        <w:t xml:space="preserve">Chatgot </w:t>
-      </w:r>
-      <w:r>
-        <w:rPr>
-          <w:b/>
-          <w:sz w:val="14"/>
+        <w:t>‑</w:t>
+      </w:r>
+      <w:r>
+        <w:rPr>
+          <w:rFonts w:ascii="Arial" w:eastAsia="Arial" w:hAnsi="Arial"/>
+          <w:sz w:val="18"/>
           <w:szCs w:val="14"/>
+          <w:highlight w:val="lightGray"/>
           <w:shd w:val="clear" w:color="auto" w:fill="B7B7B7"/>
         </w:rPr>
-        <w:t>(GPT</w:t>
-      </w:r>
-      <w:r>
-        <w:rPr>
-          <w:rFonts w:ascii="Cambria Math" w:hAnsi="Cambria Math" w:cs="Cambria Math"/>
-          <w:b/>
-          <w:sz w:val="14"/>
-          <w:szCs w:val="14"/>
-          <w:shd w:val="clear" w:color="auto" w:fill="B7B7B7"/>
-        </w:rPr>
-        <w:t>‑</w:t>
-      </w:r>
-      <w:r>
-        <w:rPr>
-          <w:b/>
-          <w:sz w:val="14"/>
-          <w:szCs w:val="14"/>
-          <w:shd w:val="clear" w:color="auto" w:fill="B7B7B7"/>
-        </w:rPr>
         <w:t>5 Mini) at [9/4/2025]</w:t>
       </w:r>
     </w:p>
@@ -5113,8 +5030,7 @@
     </w:p>
     <w:p>
       <w:r>
-        <w:lastRenderedPageBreak/>
-        <w:pict w14:anchorId="7C934E3C">
+        <w:pict w14:anchorId="2751FED1">
           <v:rect id="_x0000_i1054" style="width:0;height:1.5pt" o:hralign="center" o:hrstd="t" o:hr="t" fillcolor="#a0a0a0" stroked="f"/>
         </w:pict>
       </w:r>
@@ -5139,48 +5055,39 @@
       </w:pPr>
       <w:r>
         <w:rPr>
-          <w:b/>
+          <w:rFonts w:ascii="Arial" w:eastAsia="Arial" w:hAnsi="Arial"/>
+          <w:sz w:val="18"/>
+          <w:highlight w:val="lightGray"/>
           <w:shd w:val="clear" w:color="auto" w:fill="B7B7B7"/>
         </w:rPr>
-        <w:t># Source</w:t>
-      </w:r>
-      <w:r>
-        <w:rPr>
+        <w:t xml:space="preserve"># Source: Chatgot </w:t>
+      </w:r>
+      <w:r>
+        <w:rPr>
+          <w:rFonts w:ascii="Arial" w:eastAsia="Arial" w:hAnsi="Arial"/>
+          <w:sz w:val="18"/>
+          <w:szCs w:val="14"/>
+          <w:highlight w:val="lightGray"/>
           <w:shd w:val="clear" w:color="auto" w:fill="B7B7B7"/>
         </w:rPr>
-        <w:t xml:space="preserve">: </w:t>
-      </w:r>
-      <w:r>
-        <w:rPr>
-          <w:b/>
+        <w:t>(GPT</w:t>
+      </w:r>
+      <w:r>
+        <w:rPr>
+          <w:rFonts w:ascii="Arial" w:eastAsia="Arial" w:hAnsi="Arial" w:cs="Cambria Math"/>
+          <w:sz w:val="18"/>
+          <w:szCs w:val="14"/>
+          <w:highlight w:val="lightGray"/>
           <w:shd w:val="clear" w:color="auto" w:fill="B7B7B7"/>
         </w:rPr>
-        <w:t xml:space="preserve">Chatgot </w:t>
-      </w:r>
-      <w:r>
-        <w:rPr>
-          <w:b/>
-          <w:sz w:val="14"/>
+        <w:t>‑</w:t>
+      </w:r>
+      <w:r>
+        <w:rPr>
+          <w:rFonts w:ascii="Arial" w:eastAsia="Arial" w:hAnsi="Arial"/>
+          <w:sz w:val="18"/>
           <w:szCs w:val="14"/>
-          <w:shd w:val="clear" w:color="auto" w:fill="B7B7B7"/>
-        </w:rPr>
-        <w:t>(GPT</w:t>
-      </w:r>
-      <w:r>
-        <w:rPr>
-          <w:rFonts w:ascii="Cambria Math" w:hAnsi="Cambria Math" w:cs="Cambria Math"/>
-          <w:b/>
-          <w:sz w:val="14"/>
-          <w:szCs w:val="14"/>
-          <w:shd w:val="clear" w:color="auto" w:fill="B7B7B7"/>
-        </w:rPr>
-        <w:t>‑</w:t>
-      </w:r>
-      <w:r>
-        <w:rPr>
-          <w:b/>
-          <w:sz w:val="14"/>
-          <w:szCs w:val="14"/>
+          <w:highlight w:val="lightGray"/>
           <w:shd w:val="clear" w:color="auto" w:fill="B7B7B7"/>
         </w:rPr>
         <w:t>5 Mini) at [9/4/2025]</w:t>
@@ -5357,7 +5264,7 @@
     </w:p>
     <w:p>
       <w:r>
-        <w:pict w14:anchorId="3A2D3C2C">
+        <w:pict w14:anchorId="0FA957C5">
           <v:rect id="_x0000_i1055" style="width:0;height:1.5pt" o:hralign="center" o:hrstd="t" o:hr="t" fillcolor="#a0a0a0" stroked="f"/>
         </w:pict>
       </w:r>
@@ -5391,50 +5298,41 @@
       </w:pPr>
       <w:r>
         <w:rPr>
-          <w:b/>
+          <w:rFonts w:ascii="Arial" w:eastAsia="Arial" w:hAnsi="Arial"/>
+          <w:sz w:val="18"/>
+          <w:highlight w:val="lightGray"/>
           <w:shd w:val="clear" w:color="auto" w:fill="B7B7B7"/>
         </w:rPr>
-        <w:t># Source</w:t>
-      </w:r>
-      <w:r>
-        <w:rPr>
+        <w:t xml:space="preserve"># Source: Chatgot </w:t>
+      </w:r>
+      <w:r>
+        <w:rPr>
+          <w:rFonts w:ascii="Arial" w:eastAsia="Arial" w:hAnsi="Arial"/>
+          <w:sz w:val="18"/>
+          <w:szCs w:val="14"/>
+          <w:highlight w:val="lightGray"/>
           <w:shd w:val="clear" w:color="auto" w:fill="B7B7B7"/>
         </w:rPr>
-        <w:t xml:space="preserve">: </w:t>
-      </w:r>
-      <w:r>
-        <w:rPr>
-          <w:b/>
+        <w:t>(GPT</w:t>
+      </w:r>
+      <w:r>
+        <w:rPr>
+          <w:rFonts w:ascii="Arial" w:eastAsia="Arial" w:hAnsi="Arial" w:cs="Cambria Math"/>
+          <w:sz w:val="18"/>
+          <w:szCs w:val="14"/>
+          <w:highlight w:val="lightGray"/>
           <w:shd w:val="clear" w:color="auto" w:fill="B7B7B7"/>
         </w:rPr>
-        <w:t xml:space="preserve">Chatgot </w:t>
-      </w:r>
-      <w:r>
-        <w:rPr>
-          <w:b/>
-          <w:sz w:val="14"/>
+        <w:t>‑</w:t>
+      </w:r>
+      <w:r>
+        <w:rPr>
+          <w:rFonts w:ascii="Arial" w:eastAsia="Arial" w:hAnsi="Arial"/>
+          <w:sz w:val="18"/>
           <w:szCs w:val="14"/>
+          <w:highlight w:val="lightGray"/>
           <w:shd w:val="clear" w:color="auto" w:fill="B7B7B7"/>
         </w:rPr>
-        <w:t>(GPT</w:t>
-      </w:r>
-      <w:r>
-        <w:rPr>
-          <w:rFonts w:ascii="Cambria Math" w:hAnsi="Cambria Math" w:cs="Cambria Math"/>
-          <w:b/>
-          <w:sz w:val="14"/>
-          <w:szCs w:val="14"/>
-          <w:shd w:val="clear" w:color="auto" w:fill="B7B7B7"/>
-        </w:rPr>
-        <w:t>‑</w:t>
-      </w:r>
-      <w:r>
-        <w:rPr>
-          <w:b/>
-          <w:sz w:val="14"/>
-          <w:szCs w:val="14"/>
-          <w:shd w:val="clear" w:color="auto" w:fill="B7B7B7"/>
-        </w:rPr>
         <w:t>5 Mini) at [9/4/2025]</w:t>
       </w:r>
     </w:p>
@@ -5449,9 +5347,8 @@
         <w:rPr>
           <w:noProof/>
         </w:rPr>
-        <w:lastRenderedPageBreak/>
         <w:drawing>
-          <wp:inline distT="0" distB="0" distL="0" distR="0" wp14:anchorId="60763397" wp14:editId="31A612B4">
+          <wp:inline distT="0" distB="0" distL="0" distR="0" wp14:anchorId="2525ADF7" wp14:editId="318FA3FD">
             <wp:extent cx="5943600" cy="5004435"/>
             <wp:effectExtent l="0" t="0" r="0" b="5715"/>
             <wp:docPr id="1299415618" name="Picture 1"/>
@@ -5814,7 +5711,6 @@
                 <w:b/>
                 <w:bCs/>
               </w:rPr>
-              <w:lastRenderedPageBreak/>
               <w:t>Test Approach / Strategy</w:t>
             </w:r>
           </w:p>
@@ -6219,7 +6115,7 @@
     </w:tbl>
     <w:p>
       <w:r>
-        <w:pict w14:anchorId="746A3EDF">
+        <w:pict w14:anchorId="6E98CAC0">
           <v:rect id="_x0000_i1056" style="width:0;height:1.5pt" o:hralign="center" o:hrstd="t" o:hr="t" fillcolor="#a0a0a0" stroked="f"/>
         </w:pict>
       </w:r>
@@ -6244,48 +6140,39 @@
       </w:pPr>
       <w:r>
         <w:rPr>
-          <w:b/>
+          <w:rFonts w:ascii="Arial" w:eastAsia="Arial" w:hAnsi="Arial"/>
+          <w:sz w:val="18"/>
+          <w:highlight w:val="lightGray"/>
           <w:shd w:val="clear" w:color="auto" w:fill="B7B7B7"/>
         </w:rPr>
-        <w:t># Source</w:t>
-      </w:r>
-      <w:r>
-        <w:rPr>
+        <w:t xml:space="preserve"># Source: Chatgot </w:t>
+      </w:r>
+      <w:r>
+        <w:rPr>
+          <w:rFonts w:ascii="Arial" w:eastAsia="Arial" w:hAnsi="Arial"/>
+          <w:sz w:val="18"/>
+          <w:szCs w:val="14"/>
+          <w:highlight w:val="lightGray"/>
           <w:shd w:val="clear" w:color="auto" w:fill="B7B7B7"/>
         </w:rPr>
-        <w:t xml:space="preserve">: </w:t>
-      </w:r>
-      <w:r>
-        <w:rPr>
-          <w:b/>
+        <w:t>(GPT</w:t>
+      </w:r>
+      <w:r>
+        <w:rPr>
+          <w:rFonts w:ascii="Arial" w:eastAsia="Arial" w:hAnsi="Arial" w:cs="Cambria Math"/>
+          <w:sz w:val="18"/>
+          <w:szCs w:val="14"/>
+          <w:highlight w:val="lightGray"/>
           <w:shd w:val="clear" w:color="auto" w:fill="B7B7B7"/>
         </w:rPr>
-        <w:t xml:space="preserve">Chatgot </w:t>
-      </w:r>
-      <w:r>
-        <w:rPr>
-          <w:b/>
-          <w:sz w:val="14"/>
+        <w:t>‑</w:t>
+      </w:r>
+      <w:r>
+        <w:rPr>
+          <w:rFonts w:ascii="Arial" w:eastAsia="Arial" w:hAnsi="Arial"/>
+          <w:sz w:val="18"/>
           <w:szCs w:val="14"/>
-          <w:shd w:val="clear" w:color="auto" w:fill="B7B7B7"/>
-        </w:rPr>
-        <w:t>(GPT</w:t>
-      </w:r>
-      <w:r>
-        <w:rPr>
-          <w:rFonts w:ascii="Cambria Math" w:hAnsi="Cambria Math" w:cs="Cambria Math"/>
-          <w:b/>
-          <w:sz w:val="14"/>
-          <w:szCs w:val="14"/>
-          <w:shd w:val="clear" w:color="auto" w:fill="B7B7B7"/>
-        </w:rPr>
-        <w:t>‑</w:t>
-      </w:r>
-      <w:r>
-        <w:rPr>
-          <w:b/>
-          <w:sz w:val="14"/>
-          <w:szCs w:val="14"/>
+          <w:highlight w:val="lightGray"/>
           <w:shd w:val="clear" w:color="auto" w:fill="B7B7B7"/>
         </w:rPr>
         <w:t>5 Mini) at [9/4/2025]</w:t>
@@ -6401,14 +6288,7 @@
           <w:rFonts w:ascii="Roboto Mono" w:hAnsi="Roboto Mono"/>
         </w:rPr>
         <w:br/>
-        <w:t xml:space="preserve">Test the following modules: Cart, Checkout, Payment, Order </w:t>
-      </w:r>
-      <w:r>
-        <w:rPr>
-          <w:rFonts w:ascii="Roboto Mono" w:hAnsi="Roboto Mono"/>
-        </w:rPr>
-        <w:lastRenderedPageBreak/>
-        <w:t>Confirmation.</w:t>
+        <w:t>Test the following modules: Cart, Checkout, Payment, Order Confirmation.</w:t>
       </w:r>
       <w:r>
         <w:rPr>
@@ -6774,7 +6654,6 @@
         <w:pStyle w:val="Heading3"/>
       </w:pPr>
       <w:r>
-        <w:lastRenderedPageBreak/>
         <w:t xml:space="preserve">Is </w:t>
       </w:r>
       <w:r>
@@ -6790,50 +6669,41 @@
       </w:pPr>
       <w:r>
         <w:rPr>
-          <w:b/>
+          <w:rFonts w:ascii="Arial" w:eastAsia="Arial" w:hAnsi="Arial"/>
+          <w:sz w:val="18"/>
+          <w:highlight w:val="lightGray"/>
           <w:shd w:val="clear" w:color="auto" w:fill="B7B7B7"/>
         </w:rPr>
-        <w:t># Source</w:t>
-      </w:r>
-      <w:r>
-        <w:rPr>
+        <w:t xml:space="preserve"># Source: Chatgot </w:t>
+      </w:r>
+      <w:r>
+        <w:rPr>
+          <w:rFonts w:ascii="Arial" w:eastAsia="Arial" w:hAnsi="Arial"/>
+          <w:sz w:val="18"/>
+          <w:szCs w:val="14"/>
+          <w:highlight w:val="lightGray"/>
           <w:shd w:val="clear" w:color="auto" w:fill="B7B7B7"/>
         </w:rPr>
-        <w:t xml:space="preserve">: </w:t>
-      </w:r>
-      <w:r>
-        <w:rPr>
-          <w:b/>
+        <w:t>(GPT</w:t>
+      </w:r>
+      <w:r>
+        <w:rPr>
+          <w:rFonts w:ascii="Arial" w:eastAsia="Arial" w:hAnsi="Arial" w:cs="Cambria Math"/>
+          <w:sz w:val="18"/>
+          <w:szCs w:val="14"/>
+          <w:highlight w:val="lightGray"/>
           <w:shd w:val="clear" w:color="auto" w:fill="B7B7B7"/>
         </w:rPr>
-        <w:t xml:space="preserve">Chatgot </w:t>
-      </w:r>
-      <w:r>
-        <w:rPr>
-          <w:b/>
-          <w:sz w:val="14"/>
+        <w:t>‑</w:t>
+      </w:r>
+      <w:r>
+        <w:rPr>
+          <w:rFonts w:ascii="Arial" w:eastAsia="Arial" w:hAnsi="Arial"/>
+          <w:sz w:val="18"/>
           <w:szCs w:val="14"/>
+          <w:highlight w:val="lightGray"/>
           <w:shd w:val="clear" w:color="auto" w:fill="B7B7B7"/>
         </w:rPr>
-        <w:t>(GPT</w:t>
-      </w:r>
-      <w:r>
-        <w:rPr>
-          <w:rFonts w:ascii="Cambria Math" w:hAnsi="Cambria Math" w:cs="Cambria Math"/>
-          <w:b/>
-          <w:sz w:val="14"/>
-          <w:szCs w:val="14"/>
-          <w:shd w:val="clear" w:color="auto" w:fill="B7B7B7"/>
-        </w:rPr>
-        <w:t>‑</w:t>
-      </w:r>
-      <w:r>
-        <w:rPr>
-          <w:b/>
-          <w:sz w:val="14"/>
-          <w:szCs w:val="14"/>
-          <w:shd w:val="clear" w:color="auto" w:fill="B7B7B7"/>
-        </w:rPr>
         <w:t>5 Mini) at [9/4/2025]</w:t>
       </w:r>
     </w:p>
@@ -6965,7 +6835,7 @@
     </w:p>
     <w:p>
       <w:r>
-        <w:pict w14:anchorId="2AFAD784">
+        <w:pict w14:anchorId="76A70BB4">
           <v:rect id="_x0000_i1057" style="width:0;height:1.5pt" o:hralign="center" o:hrstd="t" o:hr="t" fillcolor="#a0a0a0" stroked="f"/>
         </w:pict>
       </w:r>
@@ -6990,50 +6860,41 @@
       </w:pPr>
       <w:r>
         <w:rPr>
-          <w:b/>
+          <w:rFonts w:ascii="Arial" w:eastAsia="Arial" w:hAnsi="Arial"/>
+          <w:sz w:val="18"/>
+          <w:highlight w:val="lightGray"/>
           <w:shd w:val="clear" w:color="auto" w:fill="B7B7B7"/>
         </w:rPr>
-        <w:t># Source</w:t>
-      </w:r>
-      <w:r>
-        <w:rPr>
+        <w:t xml:space="preserve"># Source: Chatgot </w:t>
+      </w:r>
+      <w:r>
+        <w:rPr>
+          <w:rFonts w:ascii="Arial" w:eastAsia="Arial" w:hAnsi="Arial"/>
+          <w:sz w:val="18"/>
+          <w:szCs w:val="14"/>
+          <w:highlight w:val="lightGray"/>
           <w:shd w:val="clear" w:color="auto" w:fill="B7B7B7"/>
         </w:rPr>
-        <w:t xml:space="preserve">: </w:t>
-      </w:r>
-      <w:r>
-        <w:rPr>
-          <w:b/>
+        <w:t>(GPT</w:t>
+      </w:r>
+      <w:r>
+        <w:rPr>
+          <w:rFonts w:ascii="Arial" w:eastAsia="Arial" w:hAnsi="Arial" w:cs="Cambria Math"/>
+          <w:sz w:val="18"/>
+          <w:szCs w:val="14"/>
+          <w:highlight w:val="lightGray"/>
           <w:shd w:val="clear" w:color="auto" w:fill="B7B7B7"/>
         </w:rPr>
-        <w:t xml:space="preserve">Chatgot </w:t>
-      </w:r>
-      <w:r>
-        <w:rPr>
-          <w:b/>
-          <w:sz w:val="14"/>
+        <w:t>‑</w:t>
+      </w:r>
+      <w:r>
+        <w:rPr>
+          <w:rFonts w:ascii="Arial" w:eastAsia="Arial" w:hAnsi="Arial"/>
+          <w:sz w:val="18"/>
           <w:szCs w:val="14"/>
+          <w:highlight w:val="lightGray"/>
           <w:shd w:val="clear" w:color="auto" w:fill="B7B7B7"/>
         </w:rPr>
-        <w:t>(GPT</w:t>
-      </w:r>
-      <w:r>
-        <w:rPr>
-          <w:rFonts w:ascii="Cambria Math" w:hAnsi="Cambria Math" w:cs="Cambria Math"/>
-          <w:b/>
-          <w:sz w:val="14"/>
-          <w:szCs w:val="14"/>
-          <w:shd w:val="clear" w:color="auto" w:fill="B7B7B7"/>
-        </w:rPr>
-        <w:t>‑</w:t>
-      </w:r>
-      <w:r>
-        <w:rPr>
-          <w:b/>
-          <w:sz w:val="14"/>
-          <w:szCs w:val="14"/>
-          <w:shd w:val="clear" w:color="auto" w:fill="B7B7B7"/>
-        </w:rPr>
         <w:t>5 Mini) at [9/4/2025]</w:t>
       </w:r>
     </w:p>
@@ -7043,7 +6904,7 @@
           <w:noProof/>
         </w:rPr>
         <w:drawing>
-          <wp:inline distT="0" distB="0" distL="0" distR="0" wp14:anchorId="4B285DFB" wp14:editId="66AA30CF">
+          <wp:inline distT="0" distB="0" distL="0" distR="0" wp14:anchorId="6E92F0C8" wp14:editId="162C1AA0">
             <wp:extent cx="5943600" cy="4315460"/>
             <wp:effectExtent l="0" t="0" r="0" b="8890"/>
             <wp:docPr id="918199930" name="Picture 1"/>
@@ -7121,7 +6982,6 @@
                 <w:b/>
                 <w:bCs/>
               </w:rPr>
-              <w:lastRenderedPageBreak/>
               <w:t>Aspect</w:t>
             </w:r>
           </w:p>
@@ -7798,7 +7658,7 @@
     </w:tbl>
     <w:p>
       <w:r>
-        <w:pict w14:anchorId="742AA902">
+        <w:pict w14:anchorId="0178DE39">
           <v:rect id="_x0000_i1058" style="width:0;height:1.5pt" o:hralign="center" o:hrstd="t" o:hr="t" fillcolor="#a0a0a0" stroked="f"/>
         </w:pict>
       </w:r>
@@ -7823,48 +7683,470 @@
       </w:pPr>
       <w:r>
         <w:rPr>
-          <w:b/>
+          <w:rFonts w:ascii="Arial" w:eastAsia="Arial" w:hAnsi="Arial"/>
+          <w:sz w:val="18"/>
+          <w:highlight w:val="lightGray"/>
           <w:shd w:val="clear" w:color="auto" w:fill="B7B7B7"/>
         </w:rPr>
-        <w:t># Source</w:t>
-      </w:r>
-      <w:r>
-        <w:rPr>
+        <w:t xml:space="preserve"># Source: Chatgot </w:t>
+      </w:r>
+      <w:r>
+        <w:rPr>
+          <w:rFonts w:ascii="Arial" w:eastAsia="Arial" w:hAnsi="Arial"/>
+          <w:sz w:val="18"/>
+          <w:szCs w:val="14"/>
+          <w:highlight w:val="lightGray"/>
           <w:shd w:val="clear" w:color="auto" w:fill="B7B7B7"/>
         </w:rPr>
-        <w:t xml:space="preserve">: </w:t>
-      </w:r>
-      <w:r>
-        <w:rPr>
-          <w:b/>
+        <w:t>(GPT</w:t>
+      </w:r>
+      <w:r>
+        <w:rPr>
+          <w:rFonts w:ascii="Arial" w:eastAsia="Arial" w:hAnsi="Arial" w:cs="Cambria Math"/>
+          <w:sz w:val="18"/>
+          <w:szCs w:val="14"/>
+          <w:highlight w:val="lightGray"/>
           <w:shd w:val="clear" w:color="auto" w:fill="B7B7B7"/>
         </w:rPr>
-        <w:t xml:space="preserve">Chatgot </w:t>
-      </w:r>
-      <w:r>
+        <w:t>‑</w:t>
+      </w:r>
+      <w:r>
+        <w:rPr>
+          <w:rFonts w:ascii="Arial" w:eastAsia="Arial" w:hAnsi="Arial"/>
+          <w:sz w:val="18"/>
+          <w:szCs w:val="14"/>
+          <w:highlight w:val="lightGray"/>
+          <w:shd w:val="clear" w:color="auto" w:fill="B7B7B7"/>
+        </w:rPr>
+        <w:t>5 Mini) at [9/4/2025]</w:t>
+      </w:r>
+    </w:p>
+    <w:p>
+      <w:pPr>
+        <w:numPr>
+          <w:ilvl w:val="0"/>
+          <w:numId w:val="30"/>
+        </w:numPr>
+        <w:rPr>
+          <w:rFonts w:ascii="Roboto Mono" w:hAnsi="Roboto Mono"/>
+        </w:rPr>
+      </w:pPr>
+      <w:r>
+        <w:rPr>
+          <w:rFonts w:ascii="Roboto Mono" w:hAnsi="Roboto Mono"/>
+          <w:b/>
+          <w:bCs/>
+        </w:rPr>
+        <w:t>Test Strategy:</w:t>
+      </w:r>
+    </w:p>
+    <w:p>
+      <w:pPr>
+        <w:rPr>
+          <w:rFonts w:ascii="Roboto Mono" w:hAnsi="Roboto Mono"/>
+        </w:rPr>
+      </w:pPr>
+      <w:r>
+        <w:rPr>
+          <w:rFonts w:ascii="Roboto Mono" w:hAnsi="Roboto Mono"/>
+        </w:rPr>
+        <w:t>"All company projects will use risk-based testing, automated regression, and mandatory security testing following ISO standards."</w:t>
+      </w:r>
+    </w:p>
+    <w:p>
+      <w:pPr>
+        <w:numPr>
+          <w:ilvl w:val="0"/>
+          <w:numId w:val="30"/>
+        </w:numPr>
+        <w:rPr>
+          <w:rFonts w:ascii="Roboto Mono" w:hAnsi="Roboto Mono"/>
+        </w:rPr>
+      </w:pPr>
+      <w:r>
+        <w:rPr>
+          <w:rFonts w:ascii="Roboto Mono" w:hAnsi="Roboto Mono"/>
+          <w:b/>
+          <w:bCs/>
+        </w:rPr>
+        <w:t>Test Plan (for Online Shopping App v1.0):</w:t>
+      </w:r>
+    </w:p>
+    <w:p>
+      <w:r>
+        <w:rPr>
+          <w:rFonts w:ascii="Roboto Mono" w:hAnsi="Roboto Mono"/>
+        </w:rPr>
+        <w:t>"We will test checkout and payment modules manually using black-box techniques, and run automated regression on the login and cart modules using Selenium."</w:t>
+      </w:r>
+    </w:p>
+    <w:p>
+      <w:r>
+        <w:pict w14:anchorId="14F1DE7E">
+          <v:rect id="_x0000_i1059" style="width:0;height:1.5pt" o:hralign="center" o:hrstd="t" o:hr="t" fillcolor="#a0a0a0" stroked="f"/>
+        </w:pict>
+      </w:r>
+    </w:p>
+    <w:p>
+      <w:pPr>
+        <w:pStyle w:val="Heading4"/>
+      </w:pPr>
+      <w:r>
+        <w:rPr>
+          <w:rFonts w:ascii="Segoe UI Emoji" w:hAnsi="Segoe UI Emoji" w:cs="Segoe UI Emoji"/>
+        </w:rPr>
+        <w:t>💡</w:t>
+      </w:r>
+      <w:r>
+        <w:t xml:space="preserve"> Think of it this way:</w:t>
+      </w:r>
+    </w:p>
+    <w:p>
+      <w:pPr>
+        <w:spacing w:before="240" w:after="240"/>
+      </w:pPr>
+      <w:r>
+        <w:rPr>
+          <w:rFonts w:ascii="Arial" w:eastAsia="Arial" w:hAnsi="Arial"/>
+          <w:sz w:val="18"/>
+          <w:highlight w:val="lightGray"/>
+          <w:shd w:val="clear" w:color="auto" w:fill="B7B7B7"/>
+        </w:rPr>
+        <w:t xml:space="preserve"># Source: Chatgot </w:t>
+      </w:r>
+      <w:r>
+        <w:rPr>
+          <w:rFonts w:ascii="Arial" w:eastAsia="Arial" w:hAnsi="Arial"/>
+          <w:sz w:val="18"/>
+          <w:szCs w:val="14"/>
+          <w:highlight w:val="lightGray"/>
+          <w:shd w:val="clear" w:color="auto" w:fill="B7B7B7"/>
+        </w:rPr>
+        <w:t>(GPT</w:t>
+      </w:r>
+      <w:r>
+        <w:rPr>
+          <w:rFonts w:ascii="Arial" w:eastAsia="Arial" w:hAnsi="Arial" w:cs="Cambria Math"/>
+          <w:sz w:val="18"/>
+          <w:szCs w:val="14"/>
+          <w:highlight w:val="lightGray"/>
+          <w:shd w:val="clear" w:color="auto" w:fill="B7B7B7"/>
+        </w:rPr>
+        <w:t>‑</w:t>
+      </w:r>
+      <w:r>
+        <w:rPr>
+          <w:rFonts w:ascii="Arial" w:eastAsia="Arial" w:hAnsi="Arial"/>
+          <w:sz w:val="18"/>
+          <w:szCs w:val="14"/>
+          <w:highlight w:val="lightGray"/>
+          <w:shd w:val="clear" w:color="auto" w:fill="B7B7B7"/>
+        </w:rPr>
+        <w:t>5 Mini) at [9/4/2025]</w:t>
+      </w:r>
+    </w:p>
+    <w:p>
+      <w:pPr>
+        <w:numPr>
+          <w:ilvl w:val="0"/>
+          <w:numId w:val="31"/>
+        </w:numPr>
+        <w:rPr>
+          <w:rFonts w:ascii="Roboto Mono" w:hAnsi="Roboto Mono"/>
+        </w:rPr>
+      </w:pPr>
+      <w:r>
+        <w:rPr>
+          <w:rFonts w:ascii="Roboto Mono" w:hAnsi="Roboto Mono"/>
+          <w:b/>
+          <w:bCs/>
+        </w:rPr>
+        <w:t>Test Strategy</w:t>
+      </w:r>
+      <w:r>
+        <w:rPr>
+          <w:rFonts w:ascii="Roboto Mono" w:hAnsi="Roboto Mono"/>
+        </w:rPr>
+        <w:t xml:space="preserve"> = </w:t>
+      </w:r>
+      <w:r>
+        <w:rPr>
+          <w:rFonts w:ascii="Roboto Mono" w:hAnsi="Roboto Mono"/>
+          <w:i/>
+          <w:iCs/>
+        </w:rPr>
+        <w:t>Company / Organization / Project-wide policy</w:t>
+      </w:r>
+      <w:r>
+        <w:rPr>
+          <w:rFonts w:ascii="Roboto Mono" w:hAnsi="Roboto Mono"/>
+        </w:rPr>
+        <w:t xml:space="preserve"> </w:t>
+      </w:r>
+      <w:r>
+        <w:rPr>
+          <w:rFonts w:ascii="Arial" w:hAnsi="Arial" w:cs="Arial"/>
+        </w:rPr>
+        <w:t>→</w:t>
+      </w:r>
+      <w:r>
+        <w:rPr>
+          <w:rFonts w:ascii="Roboto Mono" w:hAnsi="Roboto Mono"/>
+        </w:rPr>
+        <w:t xml:space="preserve"> like the </w:t>
+      </w:r>
+      <w:r>
+        <w:rPr>
+          <w:rFonts w:ascii="Roboto Mono" w:hAnsi="Roboto Mono" w:cs="Roboto Mono"/>
+        </w:rPr>
+        <w:t>“</w:t>
+      </w:r>
+      <w:r>
+        <w:rPr>
+          <w:rFonts w:ascii="Roboto Mono" w:hAnsi="Roboto Mono"/>
+        </w:rPr>
+        <w:t>testing constitution.</w:t>
+      </w:r>
+      <w:r>
+        <w:rPr>
+          <w:rFonts w:ascii="Roboto Mono" w:hAnsi="Roboto Mono" w:cs="Roboto Mono"/>
+        </w:rPr>
+        <w:t>”</w:t>
+      </w:r>
+    </w:p>
+    <w:p>
+      <w:pPr>
+        <w:numPr>
+          <w:ilvl w:val="0"/>
+          <w:numId w:val="31"/>
+        </w:numPr>
+        <w:rPr>
+          <w:rFonts w:ascii="Roboto Mono" w:hAnsi="Roboto Mono"/>
+        </w:rPr>
+      </w:pPr>
+      <w:r>
+        <w:rPr>
+          <w:rFonts w:ascii="Roboto Mono" w:hAnsi="Roboto Mono"/>
+          <w:b/>
+          <w:bCs/>
+        </w:rPr>
+        <w:t>Test Plan</w:t>
+      </w:r>
+      <w:r>
+        <w:rPr>
+          <w:rFonts w:ascii="Roboto Mono" w:hAnsi="Roboto Mono"/>
+        </w:rPr>
+        <w:t xml:space="preserve"> = </w:t>
+      </w:r>
+      <w:r>
+        <w:rPr>
+          <w:rFonts w:ascii="Roboto Mono" w:hAnsi="Roboto Mono"/>
+          <w:i/>
+          <w:iCs/>
+        </w:rPr>
+        <w:t>Project-specific roadmap</w:t>
+      </w:r>
+      <w:r>
+        <w:rPr>
+          <w:rFonts w:ascii="Roboto Mono" w:hAnsi="Roboto Mono"/>
+        </w:rPr>
+        <w:t xml:space="preserve"> </w:t>
+      </w:r>
+      <w:r>
+        <w:rPr>
+          <w:rFonts w:ascii="Arial" w:hAnsi="Arial" w:cs="Arial"/>
+        </w:rPr>
+        <w:t>→</w:t>
+      </w:r>
+      <w:r>
+        <w:rPr>
+          <w:rFonts w:ascii="Roboto Mono" w:hAnsi="Roboto Mono"/>
+        </w:rPr>
+        <w:t xml:space="preserve"> like a </w:t>
+      </w:r>
+      <w:r>
+        <w:rPr>
+          <w:rFonts w:ascii="Roboto Mono" w:hAnsi="Roboto Mono" w:cs="Roboto Mono"/>
+        </w:rPr>
+        <w:t>“</w:t>
+      </w:r>
+      <w:r>
+        <w:rPr>
+          <w:rFonts w:ascii="Roboto Mono" w:hAnsi="Roboto Mono"/>
+        </w:rPr>
+        <w:t>mission plan</w:t>
+      </w:r>
+      <w:r>
+        <w:rPr>
+          <w:rFonts w:ascii="Roboto Mono" w:hAnsi="Roboto Mono" w:cs="Roboto Mono"/>
+        </w:rPr>
+        <w:t>”</w:t>
+      </w:r>
+      <w:r>
+        <w:rPr>
+          <w:rFonts w:ascii="Roboto Mono" w:hAnsi="Roboto Mono"/>
+        </w:rPr>
+        <w:t xml:space="preserve"> for this version or release.</w:t>
+      </w:r>
+    </w:p>
+    <w:p>
+      <w:r>
+        <w:pict w14:anchorId="1DF13A94">
+          <v:rect id="_x0000_i1060" style="width:0;height:1.5pt" o:hralign="center" o:hrstd="t" o:hr="t" fillcolor="#a0a0a0" stroked="f"/>
+        </w:pict>
+      </w:r>
+    </w:p>
+    <w:p>
+      <w:pPr>
+        <w:pStyle w:val="Heading3"/>
+      </w:pPr>
+      <w:r>
+        <w:t>Summary</w:t>
+      </w:r>
+    </w:p>
+    <w:p>
+      <w:pPr>
+        <w:spacing w:before="240" w:after="240"/>
         <w:rPr>
           <w:b/>
           <w:sz w:val="14"/>
           <w:szCs w:val="14"/>
           <w:shd w:val="clear" w:color="auto" w:fill="B7B7B7"/>
         </w:rPr>
+      </w:pPr>
+      <w:r>
+        <w:rPr>
+          <w:rFonts w:ascii="Arial" w:eastAsia="Arial" w:hAnsi="Arial"/>
+          <w:sz w:val="18"/>
+          <w:highlight w:val="lightGray"/>
+          <w:shd w:val="clear" w:color="auto" w:fill="B7B7B7"/>
+        </w:rPr>
+        <w:t xml:space="preserve"># Source: Chatgot </w:t>
+      </w:r>
+      <w:r>
+        <w:rPr>
+          <w:rFonts w:ascii="Arial" w:eastAsia="Arial" w:hAnsi="Arial"/>
+          <w:sz w:val="18"/>
+          <w:szCs w:val="14"/>
+          <w:highlight w:val="lightGray"/>
+          <w:shd w:val="clear" w:color="auto" w:fill="B7B7B7"/>
+        </w:rPr>
         <w:t>(GPT</w:t>
       </w:r>
       <w:r>
         <w:rPr>
-          <w:rFonts w:ascii="Cambria Math" w:hAnsi="Cambria Math" w:cs="Cambria Math"/>
+          <w:rFonts w:ascii="Arial" w:eastAsia="Arial" w:hAnsi="Arial" w:cs="Cambria Math"/>
+          <w:sz w:val="18"/>
+          <w:szCs w:val="14"/>
+          <w:highlight w:val="lightGray"/>
+          <w:shd w:val="clear" w:color="auto" w:fill="B7B7B7"/>
+        </w:rPr>
+        <w:t>‑</w:t>
+      </w:r>
+      <w:r>
+        <w:rPr>
+          <w:rFonts w:ascii="Arial" w:eastAsia="Arial" w:hAnsi="Arial"/>
+          <w:sz w:val="18"/>
+          <w:szCs w:val="14"/>
+          <w:highlight w:val="lightGray"/>
+          <w:shd w:val="clear" w:color="auto" w:fill="B7B7B7"/>
+        </w:rPr>
+        <w:t>5 Mini) at [9/4/2025]</w:t>
+      </w:r>
+    </w:p>
+    <w:p>
+      <w:pPr>
+        <w:rPr>
+          <w:rFonts w:ascii="Roboto Mono" w:hAnsi="Roboto Mono"/>
+        </w:rPr>
+      </w:pPr>
+      <w:r>
+        <w:rPr>
+          <w:rFonts w:ascii="Segoe UI Emoji" w:hAnsi="Segoe UI Emoji" w:cs="Segoe UI Emoji"/>
+        </w:rPr>
+        <w:t>💡</w:t>
+      </w:r>
+      <w:r>
+        <w:rPr>
+          <w:rFonts w:ascii="Roboto Mono" w:hAnsi="Roboto Mono"/>
+        </w:rPr>
+        <w:t xml:space="preserve"> In short: A test plan is </w:t>
+      </w:r>
+      <w:r>
+        <w:rPr>
+          <w:rFonts w:ascii="Roboto Mono" w:hAnsi="Roboto Mono"/>
+          <w:b/>
+          <w:bCs/>
+        </w:rPr>
+        <w:t>the master plan</w:t>
+      </w:r>
+      <w:r>
+        <w:rPr>
+          <w:rFonts w:ascii="Roboto Mono" w:hAnsi="Roboto Mono"/>
+        </w:rPr>
+        <w:t xml:space="preserve"> for how testing will be done — it ensures everyone is aligned and nothing important is forgotten.</w:t>
+      </w:r>
+    </w:p>
+    <w:p>
+      <w:r>
+        <w:pict w14:anchorId="4A610496">
+          <v:rect id="_x0000_i1061" style="width:0;height:1.5pt" o:hralign="center" o:hrstd="t" o:hr="t" fillcolor="#a0a0a0" stroked="f"/>
+        </w:pict>
+      </w:r>
+    </w:p>
+    <w:p>
+      <w:pPr>
+        <w:pStyle w:val="Heading2"/>
+      </w:pPr>
+      <w:r>
+        <w:t>Test Techniques</w:t>
+      </w:r>
+    </w:p>
+    <w:p>
+      <w:pPr>
+        <w:spacing w:before="240" w:after="240"/>
+        <w:rPr>
           <w:b/>
           <w:sz w:val="14"/>
           <w:szCs w:val="14"/>
           <w:shd w:val="clear" w:color="auto" w:fill="B7B7B7"/>
         </w:rPr>
+      </w:pPr>
+      <w:r>
+        <w:rPr>
+          <w:rFonts w:ascii="Arial" w:eastAsia="Arial" w:hAnsi="Arial"/>
+          <w:sz w:val="18"/>
+          <w:highlight w:val="lightGray"/>
+          <w:shd w:val="clear" w:color="auto" w:fill="B7B7B7"/>
+        </w:rPr>
+        <w:t xml:space="preserve"># Source: Chatgot </w:t>
+      </w:r>
+      <w:r>
+        <w:rPr>
+          <w:rFonts w:ascii="Arial" w:eastAsia="Arial" w:hAnsi="Arial"/>
+          <w:sz w:val="18"/>
+          <w:szCs w:val="14"/>
+          <w:highlight w:val="lightGray"/>
+          <w:shd w:val="clear" w:color="auto" w:fill="B7B7B7"/>
+        </w:rPr>
+        <w:t>(GPT</w:t>
+      </w:r>
+      <w:r>
+        <w:rPr>
+          <w:rFonts w:ascii="Arial" w:eastAsia="Arial" w:hAnsi="Arial" w:cs="Cambria Math"/>
+          <w:sz w:val="18"/>
+          <w:szCs w:val="14"/>
+          <w:highlight w:val="lightGray"/>
+          <w:shd w:val="clear" w:color="auto" w:fill="B7B7B7"/>
+        </w:rPr>
         <w:t>‑</w:t>
       </w:r>
       <w:r>
         <w:rPr>
-          <w:b/>
-          <w:sz w:val="14"/>
+          <w:rFonts w:ascii="Arial" w:eastAsia="Arial" w:hAnsi="Arial"/>
+          <w:sz w:val="18"/>
           <w:szCs w:val="14"/>
+          <w:highlight w:val="lightGray"/>
           <w:shd w:val="clear" w:color="auto" w:fill="B7B7B7"/>
         </w:rPr>
         <w:t>5 Mini) at [9/4/2025]</w:t>
@@ -7872,83 +8154,16 @@
     </w:p>
     <w:p>
       <w:pPr>
-        <w:numPr>
-          <w:ilvl w:val="0"/>
-          <w:numId w:val="30"/>
-        </w:numPr>
-        <w:rPr>
-          <w:rFonts w:ascii="Roboto Mono" w:hAnsi="Roboto Mono"/>
-        </w:rPr>
-      </w:pPr>
-      <w:r>
-        <w:rPr>
-          <w:rFonts w:ascii="Roboto Mono" w:hAnsi="Roboto Mono"/>
-          <w:b/>
-          <w:bCs/>
-        </w:rPr>
-        <w:lastRenderedPageBreak/>
-        <w:t>Test Strategy:</w:t>
-      </w:r>
-    </w:p>
-    <w:p>
-      <w:pPr>
-        <w:rPr>
-          <w:rFonts w:ascii="Roboto Mono" w:hAnsi="Roboto Mono"/>
-        </w:rPr>
-      </w:pPr>
-      <w:r>
-        <w:rPr>
-          <w:rFonts w:ascii="Roboto Mono" w:hAnsi="Roboto Mono"/>
-        </w:rPr>
-        <w:t>"All company projects will use risk-based testing, automated regression, and mandatory security testing following ISO standards."</w:t>
-      </w:r>
-    </w:p>
-    <w:p>
-      <w:pPr>
-        <w:numPr>
-          <w:ilvl w:val="0"/>
-          <w:numId w:val="30"/>
-        </w:numPr>
-        <w:rPr>
-          <w:rFonts w:ascii="Roboto Mono" w:hAnsi="Roboto Mono"/>
-        </w:rPr>
-      </w:pPr>
-      <w:r>
-        <w:rPr>
-          <w:rFonts w:ascii="Roboto Mono" w:hAnsi="Roboto Mono"/>
-          <w:b/>
-          <w:bCs/>
-        </w:rPr>
-        <w:t>Test Plan (for Online Shopping App v1.0):</w:t>
-      </w:r>
-    </w:p>
-    <w:p>
-      <w:r>
-        <w:rPr>
-          <w:rFonts w:ascii="Roboto Mono" w:hAnsi="Roboto Mono"/>
-        </w:rPr>
-        <w:t>"We will test checkout and payment modules manually using black-box techniques, and run automated regression on the login and cart modules using Selenium."</w:t>
-      </w:r>
-    </w:p>
-    <w:p>
-      <w:r>
-        <w:pict w14:anchorId="23A2AB90">
-          <v:rect id="_x0000_i1059" style="width:0;height:1.5pt" o:hralign="center" o:hrstd="t" o:hr="t" fillcolor="#a0a0a0" stroked="f"/>
-        </w:pict>
-      </w:r>
-    </w:p>
-    <w:p>
-      <w:pPr>
-        <w:pStyle w:val="Heading4"/>
+        <w:pStyle w:val="Heading3"/>
       </w:pPr>
       <w:r>
         <w:rPr>
           <w:rFonts w:ascii="Segoe UI Emoji" w:hAnsi="Segoe UI Emoji" w:cs="Segoe UI Emoji"/>
         </w:rPr>
-        <w:t>💡</w:t>
-      </w:r>
-      <w:r>
-        <w:t xml:space="preserve"> Think of it this way:</w:t>
+        <w:t>🧪</w:t>
+      </w:r>
+      <w:r>
+        <w:t xml:space="preserve"> Definition</w:t>
       </w:r>
     </w:p>
     <w:p>
@@ -7957,456 +8172,54 @@
       </w:pPr>
       <w:r>
         <w:rPr>
-          <w:b/>
+          <w:rFonts w:ascii="Arial" w:eastAsia="Arial" w:hAnsi="Arial"/>
+          <w:sz w:val="18"/>
+          <w:highlight w:val="lightGray"/>
           <w:shd w:val="clear" w:color="auto" w:fill="B7B7B7"/>
         </w:rPr>
-        <w:t># Source</w:t>
-      </w:r>
-      <w:r>
-        <w:rPr>
+        <w:t xml:space="preserve"># Source: Chatgot </w:t>
+      </w:r>
+      <w:r>
+        <w:rPr>
+          <w:rFonts w:ascii="Arial" w:eastAsia="Arial" w:hAnsi="Arial"/>
+          <w:sz w:val="18"/>
+          <w:szCs w:val="14"/>
+          <w:highlight w:val="lightGray"/>
           <w:shd w:val="clear" w:color="auto" w:fill="B7B7B7"/>
         </w:rPr>
-        <w:t xml:space="preserve">: </w:t>
-      </w:r>
-      <w:r>
-        <w:rPr>
-          <w:b/>
+        <w:t>(GPT</w:t>
+      </w:r>
+      <w:r>
+        <w:rPr>
+          <w:rFonts w:ascii="Arial" w:eastAsia="Arial" w:hAnsi="Arial" w:cs="Cambria Math"/>
+          <w:sz w:val="18"/>
+          <w:szCs w:val="14"/>
+          <w:highlight w:val="lightGray"/>
           <w:shd w:val="clear" w:color="auto" w:fill="B7B7B7"/>
         </w:rPr>
-        <w:t xml:space="preserve">Chatgot </w:t>
-      </w:r>
-      <w:r>
-        <w:rPr>
-          <w:b/>
-          <w:sz w:val="14"/>
+        <w:t>‑</w:t>
+      </w:r>
+      <w:r>
+        <w:rPr>
+          <w:rFonts w:ascii="Arial" w:eastAsia="Arial" w:hAnsi="Arial"/>
+          <w:sz w:val="18"/>
           <w:szCs w:val="14"/>
+          <w:highlight w:val="lightGray"/>
           <w:shd w:val="clear" w:color="auto" w:fill="B7B7B7"/>
         </w:rPr>
-        <w:t>(GPT</w:t>
-      </w:r>
-      <w:r>
-        <w:rPr>
-          <w:rFonts w:ascii="Cambria Math" w:hAnsi="Cambria Math" w:cs="Cambria Math"/>
-          <w:b/>
-          <w:sz w:val="14"/>
-          <w:szCs w:val="14"/>
-          <w:shd w:val="clear" w:color="auto" w:fill="B7B7B7"/>
-        </w:rPr>
-        <w:t>‑</w:t>
-      </w:r>
-      <w:r>
-        <w:rPr>
-          <w:b/>
-          <w:sz w:val="14"/>
-          <w:szCs w:val="14"/>
-          <w:shd w:val="clear" w:color="auto" w:fill="B7B7B7"/>
-        </w:rPr>
         <w:t>5 Mini) at [9/4/2025]</w:t>
       </w:r>
     </w:p>
     <w:p>
       <w:pPr>
-        <w:numPr>
-          <w:ilvl w:val="0"/>
-          <w:numId w:val="31"/>
-        </w:numPr>
-        <w:rPr>
-          <w:rFonts w:ascii="Roboto Mono" w:hAnsi="Roboto Mono"/>
-        </w:rPr>
-      </w:pPr>
-      <w:r>
-        <w:rPr>
-          <w:rFonts w:ascii="Roboto Mono" w:hAnsi="Roboto Mono"/>
-          <w:b/>
-          <w:bCs/>
-        </w:rPr>
-        <w:t>Test Strategy</w:t>
-      </w:r>
-      <w:r>
-        <w:rPr>
-          <w:rFonts w:ascii="Roboto Mono" w:hAnsi="Roboto Mono"/>
-        </w:rPr>
-        <w:t xml:space="preserve"> = </w:t>
-      </w:r>
-      <w:r>
-        <w:rPr>
-          <w:rFonts w:ascii="Roboto Mono" w:hAnsi="Roboto Mono"/>
-          <w:i/>
-          <w:iCs/>
-        </w:rPr>
-        <w:t>Company / Organization / Project-wide policy</w:t>
-      </w:r>
-      <w:r>
-        <w:rPr>
-          <w:rFonts w:ascii="Roboto Mono" w:hAnsi="Roboto Mono"/>
-        </w:rPr>
-        <w:t xml:space="preserve"> </w:t>
-      </w:r>
-      <w:r>
-        <w:rPr>
-          <w:rFonts w:ascii="Arial" w:hAnsi="Arial" w:cs="Arial"/>
-        </w:rPr>
-        <w:t>→</w:t>
-      </w:r>
-      <w:r>
-        <w:rPr>
-          <w:rFonts w:ascii="Roboto Mono" w:hAnsi="Roboto Mono"/>
-        </w:rPr>
-        <w:t xml:space="preserve"> like the </w:t>
-      </w:r>
-      <w:r>
-        <w:rPr>
-          <w:rFonts w:ascii="Roboto Mono" w:hAnsi="Roboto Mono" w:cs="Roboto Mono"/>
-        </w:rPr>
-        <w:t>“</w:t>
-      </w:r>
-      <w:r>
-        <w:rPr>
-          <w:rFonts w:ascii="Roboto Mono" w:hAnsi="Roboto Mono"/>
-        </w:rPr>
-        <w:t>testing constitution.</w:t>
-      </w:r>
-      <w:r>
-        <w:rPr>
-          <w:rFonts w:ascii="Roboto Mono" w:hAnsi="Roboto Mono" w:cs="Roboto Mono"/>
-        </w:rPr>
-        <w:t>”</w:t>
-      </w:r>
-    </w:p>
-    <w:p>
-      <w:pPr>
-        <w:numPr>
-          <w:ilvl w:val="0"/>
-          <w:numId w:val="31"/>
-        </w:numPr>
-        <w:rPr>
-          <w:rFonts w:ascii="Roboto Mono" w:hAnsi="Roboto Mono"/>
-        </w:rPr>
-      </w:pPr>
-      <w:r>
-        <w:rPr>
-          <w:rFonts w:ascii="Roboto Mono" w:hAnsi="Roboto Mono"/>
-          <w:b/>
-          <w:bCs/>
-        </w:rPr>
-        <w:t>Test Plan</w:t>
-      </w:r>
-      <w:r>
-        <w:rPr>
-          <w:rFonts w:ascii="Roboto Mono" w:hAnsi="Roboto Mono"/>
-        </w:rPr>
-        <w:t xml:space="preserve"> = </w:t>
-      </w:r>
-      <w:r>
-        <w:rPr>
-          <w:rFonts w:ascii="Roboto Mono" w:hAnsi="Roboto Mono"/>
-          <w:i/>
-          <w:iCs/>
-        </w:rPr>
-        <w:t>Project-specific roadmap</w:t>
-      </w:r>
-      <w:r>
-        <w:rPr>
-          <w:rFonts w:ascii="Roboto Mono" w:hAnsi="Roboto Mono"/>
-        </w:rPr>
-        <w:t xml:space="preserve"> </w:t>
-      </w:r>
-      <w:r>
-        <w:rPr>
-          <w:rFonts w:ascii="Arial" w:hAnsi="Arial" w:cs="Arial"/>
-        </w:rPr>
-        <w:t>→</w:t>
-      </w:r>
-      <w:r>
-        <w:rPr>
-          <w:rFonts w:ascii="Roboto Mono" w:hAnsi="Roboto Mono"/>
-        </w:rPr>
-        <w:t xml:space="preserve"> like a </w:t>
-      </w:r>
-      <w:r>
-        <w:rPr>
-          <w:rFonts w:ascii="Roboto Mono" w:hAnsi="Roboto Mono" w:cs="Roboto Mono"/>
-        </w:rPr>
-        <w:t>“</w:t>
-      </w:r>
-      <w:r>
-        <w:rPr>
-          <w:rFonts w:ascii="Roboto Mono" w:hAnsi="Roboto Mono"/>
-        </w:rPr>
-        <w:t>mission plan</w:t>
-      </w:r>
-      <w:r>
-        <w:rPr>
-          <w:rFonts w:ascii="Roboto Mono" w:hAnsi="Roboto Mono" w:cs="Roboto Mono"/>
-        </w:rPr>
-        <w:t>”</w:t>
-      </w:r>
-      <w:r>
-        <w:rPr>
-          <w:rFonts w:ascii="Roboto Mono" w:hAnsi="Roboto Mono"/>
-        </w:rPr>
-        <w:t xml:space="preserve"> for this version or release.</w:t>
-      </w:r>
-    </w:p>
-    <w:p>
-      <w:r>
-        <w:pict w14:anchorId="329C7447">
-          <v:rect id="_x0000_i1060" style="width:0;height:1.5pt" o:hralign="center" o:hrstd="t" o:hr="t" fillcolor="#a0a0a0" stroked="f"/>
-        </w:pict>
-      </w:r>
-    </w:p>
-    <w:p>
-      <w:pPr>
-        <w:pStyle w:val="Heading3"/>
-      </w:pPr>
-      <w:r>
-        <w:t>Summary</w:t>
-      </w:r>
-    </w:p>
-    <w:p>
-      <w:pPr>
-        <w:spacing w:before="240" w:after="240"/>
-        <w:rPr>
-          <w:b/>
-          <w:sz w:val="14"/>
-          <w:szCs w:val="14"/>
-          <w:shd w:val="clear" w:color="auto" w:fill="B7B7B7"/>
-        </w:rPr>
-      </w:pPr>
-      <w:r>
-        <w:rPr>
-          <w:b/>
-          <w:shd w:val="clear" w:color="auto" w:fill="B7B7B7"/>
-        </w:rPr>
-        <w:t># Source</w:t>
-      </w:r>
-      <w:r>
-        <w:rPr>
-          <w:shd w:val="clear" w:color="auto" w:fill="B7B7B7"/>
-        </w:rPr>
-        <w:t xml:space="preserve">: </w:t>
-      </w:r>
-      <w:r>
-        <w:rPr>
-          <w:b/>
-          <w:shd w:val="clear" w:color="auto" w:fill="B7B7B7"/>
-        </w:rPr>
-        <w:t xml:space="preserve">Chatgot </w:t>
-      </w:r>
-      <w:r>
-        <w:rPr>
-          <w:b/>
-          <w:sz w:val="14"/>
-          <w:szCs w:val="14"/>
-          <w:shd w:val="clear" w:color="auto" w:fill="B7B7B7"/>
-        </w:rPr>
-        <w:t>(GPT</w:t>
-      </w:r>
-      <w:r>
-        <w:rPr>
-          <w:rFonts w:ascii="Cambria Math" w:hAnsi="Cambria Math" w:cs="Cambria Math"/>
-          <w:b/>
-          <w:sz w:val="14"/>
-          <w:szCs w:val="14"/>
-          <w:shd w:val="clear" w:color="auto" w:fill="B7B7B7"/>
-        </w:rPr>
-        <w:t>‑</w:t>
-      </w:r>
-      <w:r>
-        <w:rPr>
-          <w:b/>
-          <w:sz w:val="14"/>
-          <w:szCs w:val="14"/>
-          <w:shd w:val="clear" w:color="auto" w:fill="B7B7B7"/>
-        </w:rPr>
-        <w:t>5 Mini) at [9/4/2025]</w:t>
-      </w:r>
-    </w:p>
-    <w:p>
-      <w:pPr>
-        <w:rPr>
-          <w:rFonts w:ascii="Roboto Mono" w:hAnsi="Roboto Mono"/>
-        </w:rPr>
-      </w:pPr>
-      <w:r>
-        <w:rPr>
-          <w:rFonts w:ascii="Segoe UI Emoji" w:hAnsi="Segoe UI Emoji" w:cs="Segoe UI Emoji"/>
-        </w:rPr>
-        <w:t>💡</w:t>
-      </w:r>
-      <w:r>
-        <w:rPr>
-          <w:rFonts w:ascii="Roboto Mono" w:hAnsi="Roboto Mono"/>
-        </w:rPr>
-        <w:t xml:space="preserve"> In short: A test plan is </w:t>
-      </w:r>
-      <w:r>
-        <w:rPr>
-          <w:rFonts w:ascii="Roboto Mono" w:hAnsi="Roboto Mono"/>
-          <w:b/>
-          <w:bCs/>
-        </w:rPr>
-        <w:t>the master plan</w:t>
-      </w:r>
-      <w:r>
-        <w:rPr>
-          <w:rFonts w:ascii="Roboto Mono" w:hAnsi="Roboto Mono"/>
-        </w:rPr>
-        <w:t xml:space="preserve"> for how testing will be done — it ensures everyone is aligned and nothing important is forgotten.</w:t>
-      </w:r>
-    </w:p>
-    <w:p>
-      <w:r>
-        <w:pict w14:anchorId="37258DC7">
-          <v:rect id="_x0000_i1061" style="width:0;height:1.5pt" o:hralign="center" o:hrstd="t" o:hr="t" fillcolor="#a0a0a0" stroked="f"/>
-        </w:pict>
-      </w:r>
-    </w:p>
-    <w:p>
-      <w:pPr>
-        <w:pStyle w:val="Heading2"/>
-      </w:pPr>
-      <w:r>
-        <w:t>Test Techniques</w:t>
-      </w:r>
-    </w:p>
-    <w:p>
-      <w:pPr>
-        <w:spacing w:before="240" w:after="240"/>
-        <w:rPr>
-          <w:b/>
-          <w:sz w:val="14"/>
-          <w:szCs w:val="14"/>
-          <w:shd w:val="clear" w:color="auto" w:fill="B7B7B7"/>
-        </w:rPr>
-      </w:pPr>
-      <w:r>
-        <w:rPr>
-          <w:b/>
-          <w:shd w:val="clear" w:color="auto" w:fill="B7B7B7"/>
-        </w:rPr>
-        <w:t># Source</w:t>
-      </w:r>
-      <w:r>
-        <w:rPr>
-          <w:shd w:val="clear" w:color="auto" w:fill="B7B7B7"/>
-        </w:rPr>
-        <w:t xml:space="preserve">: </w:t>
-      </w:r>
-      <w:r>
-        <w:rPr>
-          <w:b/>
-          <w:shd w:val="clear" w:color="auto" w:fill="B7B7B7"/>
-        </w:rPr>
-        <w:t xml:space="preserve">Chatgot </w:t>
-      </w:r>
-      <w:r>
-        <w:rPr>
-          <w:b/>
-          <w:sz w:val="14"/>
-          <w:szCs w:val="14"/>
-          <w:shd w:val="clear" w:color="auto" w:fill="B7B7B7"/>
-        </w:rPr>
-        <w:t>(GPT</w:t>
-      </w:r>
-      <w:r>
-        <w:rPr>
-          <w:rFonts w:ascii="Cambria Math" w:hAnsi="Cambria Math" w:cs="Cambria Math"/>
-          <w:b/>
-          <w:sz w:val="14"/>
-          <w:szCs w:val="14"/>
-          <w:shd w:val="clear" w:color="auto" w:fill="B7B7B7"/>
-        </w:rPr>
-        <w:t>‑</w:t>
-      </w:r>
-      <w:r>
-        <w:rPr>
-          <w:b/>
-          <w:sz w:val="14"/>
-          <w:szCs w:val="14"/>
-          <w:shd w:val="clear" w:color="auto" w:fill="B7B7B7"/>
-        </w:rPr>
-        <w:t>5 Mini) at [9/4/2025]</w:t>
-      </w:r>
-    </w:p>
-    <w:p>
-      <w:pPr>
-        <w:pStyle w:val="Heading3"/>
-      </w:pPr>
-      <w:r>
-        <w:rPr>
-          <w:rFonts w:ascii="Segoe UI Emoji" w:hAnsi="Segoe UI Emoji" w:cs="Segoe UI Emoji"/>
-        </w:rPr>
-        <w:t>🧪</w:t>
-      </w:r>
-      <w:r>
-        <w:t xml:space="preserve"> Definition</w:t>
-      </w:r>
-    </w:p>
-    <w:p>
-      <w:pPr>
-        <w:spacing w:before="240" w:after="240"/>
-      </w:pPr>
-      <w:r>
-        <w:rPr>
-          <w:b/>
-          <w:shd w:val="clear" w:color="auto" w:fill="B7B7B7"/>
-        </w:rPr>
-        <w:t># Source</w:t>
-      </w:r>
-      <w:r>
-        <w:rPr>
-          <w:shd w:val="clear" w:color="auto" w:fill="B7B7B7"/>
-        </w:rPr>
-        <w:t xml:space="preserve">: </w:t>
-      </w:r>
-      <w:r>
-        <w:rPr>
-          <w:b/>
-          <w:shd w:val="clear" w:color="auto" w:fill="B7B7B7"/>
-        </w:rPr>
-        <w:t xml:space="preserve">Chatgot </w:t>
-      </w:r>
-      <w:r>
-        <w:rPr>
-          <w:b/>
-          <w:sz w:val="14"/>
-          <w:szCs w:val="14"/>
-          <w:shd w:val="clear" w:color="auto" w:fill="B7B7B7"/>
-        </w:rPr>
-        <w:t>(GPT</w:t>
-      </w:r>
-      <w:r>
-        <w:rPr>
-          <w:rFonts w:ascii="Cambria Math" w:hAnsi="Cambria Math" w:cs="Cambria Math"/>
-          <w:b/>
-          <w:sz w:val="14"/>
-          <w:szCs w:val="14"/>
-          <w:shd w:val="clear" w:color="auto" w:fill="B7B7B7"/>
-        </w:rPr>
-        <w:t>‑</w:t>
-      </w:r>
-      <w:r>
-        <w:rPr>
-          <w:b/>
-          <w:sz w:val="14"/>
-          <w:szCs w:val="14"/>
-          <w:shd w:val="clear" w:color="auto" w:fill="B7B7B7"/>
-        </w:rPr>
-        <w:t>5 Mini) at [9/4/2025]</w:t>
-      </w:r>
-    </w:p>
-    <w:p>
-      <w:pPr>
-        <w:rPr>
-          <w:rFonts w:ascii="Roboto Mono" w:hAnsi="Roboto Mono"/>
-        </w:rPr>
-      </w:pPr>
-      <w:r>
-        <w:rPr>
-          <w:rFonts w:ascii="Roboto Mono" w:hAnsi="Roboto Mono"/>
-        </w:rPr>
-        <w:lastRenderedPageBreak/>
+        <w:rPr>
+          <w:rFonts w:ascii="Roboto Mono" w:hAnsi="Roboto Mono"/>
+        </w:rPr>
+      </w:pPr>
+      <w:r>
+        <w:rPr>
+          <w:rFonts w:ascii="Roboto Mono" w:hAnsi="Roboto Mono"/>
+        </w:rPr>
         <w:t xml:space="preserve">A </w:t>
       </w:r>
       <w:r>
@@ -8508,7 +8321,7 @@
     </w:p>
     <w:p>
       <w:r>
-        <w:pict w14:anchorId="36BCD7CC">
+        <w:pict w14:anchorId="06F9D543">
           <v:rect id="_x0000_i1062" style="width:0;height:1.5pt" o:hralign="center" o:hrstd="t" o:hr="t" fillcolor="#a0a0a0" stroked="f"/>
         </w:pict>
       </w:r>
@@ -8533,48 +8346,39 @@
       </w:pPr>
       <w:r>
         <w:rPr>
-          <w:b/>
+          <w:rFonts w:ascii="Arial" w:eastAsia="Arial" w:hAnsi="Arial"/>
+          <w:sz w:val="18"/>
+          <w:highlight w:val="lightGray"/>
           <w:shd w:val="clear" w:color="auto" w:fill="B7B7B7"/>
         </w:rPr>
-        <w:t># Source</w:t>
-      </w:r>
-      <w:r>
-        <w:rPr>
+        <w:t xml:space="preserve"># Source: Chatgot </w:t>
+      </w:r>
+      <w:r>
+        <w:rPr>
+          <w:rFonts w:ascii="Arial" w:eastAsia="Arial" w:hAnsi="Arial"/>
+          <w:sz w:val="18"/>
+          <w:szCs w:val="14"/>
+          <w:highlight w:val="lightGray"/>
           <w:shd w:val="clear" w:color="auto" w:fill="B7B7B7"/>
         </w:rPr>
-        <w:t xml:space="preserve">: </w:t>
-      </w:r>
-      <w:r>
-        <w:rPr>
-          <w:b/>
+        <w:t>(GPT</w:t>
+      </w:r>
+      <w:r>
+        <w:rPr>
+          <w:rFonts w:ascii="Arial" w:eastAsia="Arial" w:hAnsi="Arial" w:cs="Cambria Math"/>
+          <w:sz w:val="18"/>
+          <w:szCs w:val="14"/>
+          <w:highlight w:val="lightGray"/>
           <w:shd w:val="clear" w:color="auto" w:fill="B7B7B7"/>
         </w:rPr>
-        <w:t xml:space="preserve">Chatgot </w:t>
-      </w:r>
-      <w:r>
-        <w:rPr>
-          <w:b/>
-          <w:sz w:val="14"/>
+        <w:t>‑</w:t>
+      </w:r>
+      <w:r>
+        <w:rPr>
+          <w:rFonts w:ascii="Arial" w:eastAsia="Arial" w:hAnsi="Arial"/>
+          <w:sz w:val="18"/>
           <w:szCs w:val="14"/>
-          <w:shd w:val="clear" w:color="auto" w:fill="B7B7B7"/>
-        </w:rPr>
-        <w:t>(GPT</w:t>
-      </w:r>
-      <w:r>
-        <w:rPr>
-          <w:rFonts w:ascii="Cambria Math" w:hAnsi="Cambria Math" w:cs="Cambria Math"/>
-          <w:b/>
-          <w:sz w:val="14"/>
-          <w:szCs w:val="14"/>
-          <w:shd w:val="clear" w:color="auto" w:fill="B7B7B7"/>
-        </w:rPr>
-        <w:t>‑</w:t>
-      </w:r>
-      <w:r>
-        <w:rPr>
-          <w:b/>
-          <w:sz w:val="14"/>
-          <w:szCs w:val="14"/>
+          <w:highlight w:val="lightGray"/>
           <w:shd w:val="clear" w:color="auto" w:fill="B7B7B7"/>
         </w:rPr>
         <w:t>5 Mini) at [9/4/2025]</w:t>
@@ -8675,7 +8479,7 @@
     </w:p>
     <w:p>
       <w:r>
-        <w:pict w14:anchorId="05AF720C">
+        <w:pict w14:anchorId="39771035">
           <v:rect id="_x0000_i1063" style="width:0;height:1.5pt" o:hralign="center" o:hrstd="t" o:hr="t" fillcolor="#a0a0a0" stroked="f"/>
         </w:pict>
       </w:r>
@@ -8700,50 +8504,41 @@
       </w:pPr>
       <w:r>
         <w:rPr>
-          <w:b/>
+          <w:rFonts w:ascii="Arial" w:eastAsia="Arial" w:hAnsi="Arial"/>
+          <w:sz w:val="18"/>
+          <w:highlight w:val="lightGray"/>
           <w:shd w:val="clear" w:color="auto" w:fill="B7B7B7"/>
         </w:rPr>
-        <w:t># Source</w:t>
-      </w:r>
-      <w:r>
-        <w:rPr>
+        <w:t xml:space="preserve"># Source: Chatgot </w:t>
+      </w:r>
+      <w:r>
+        <w:rPr>
+          <w:rFonts w:ascii="Arial" w:eastAsia="Arial" w:hAnsi="Arial"/>
+          <w:sz w:val="18"/>
+          <w:szCs w:val="14"/>
+          <w:highlight w:val="lightGray"/>
           <w:shd w:val="clear" w:color="auto" w:fill="B7B7B7"/>
         </w:rPr>
-        <w:t xml:space="preserve">: </w:t>
-      </w:r>
-      <w:r>
-        <w:rPr>
-          <w:b/>
+        <w:t>(GPT</w:t>
+      </w:r>
+      <w:r>
+        <w:rPr>
+          <w:rFonts w:ascii="Arial" w:eastAsia="Arial" w:hAnsi="Arial" w:cs="Cambria Math"/>
+          <w:sz w:val="18"/>
+          <w:szCs w:val="14"/>
+          <w:highlight w:val="lightGray"/>
           <w:shd w:val="clear" w:color="auto" w:fill="B7B7B7"/>
         </w:rPr>
-        <w:t xml:space="preserve">Chatgot </w:t>
-      </w:r>
-      <w:r>
-        <w:rPr>
-          <w:b/>
-          <w:sz w:val="14"/>
+        <w:t>‑</w:t>
+      </w:r>
+      <w:r>
+        <w:rPr>
+          <w:rFonts w:ascii="Arial" w:eastAsia="Arial" w:hAnsi="Arial"/>
+          <w:sz w:val="18"/>
           <w:szCs w:val="14"/>
+          <w:highlight w:val="lightGray"/>
           <w:shd w:val="clear" w:color="auto" w:fill="B7B7B7"/>
         </w:rPr>
-        <w:t>(GPT</w:t>
-      </w:r>
-      <w:r>
-        <w:rPr>
-          <w:rFonts w:ascii="Cambria Math" w:hAnsi="Cambria Math" w:cs="Cambria Math"/>
-          <w:b/>
-          <w:sz w:val="14"/>
-          <w:szCs w:val="14"/>
-          <w:shd w:val="clear" w:color="auto" w:fill="B7B7B7"/>
-        </w:rPr>
-        <w:t>‑</w:t>
-      </w:r>
-      <w:r>
-        <w:rPr>
-          <w:b/>
-          <w:sz w:val="14"/>
-          <w:szCs w:val="14"/>
-          <w:shd w:val="clear" w:color="auto" w:fill="B7B7B7"/>
-        </w:rPr>
         <w:t>5 Mini) at [9/4/2025]</w:t>
       </w:r>
     </w:p>
@@ -8771,7 +8566,7 @@
           <w:noProof/>
         </w:rPr>
         <w:drawing>
-          <wp:inline distT="0" distB="0" distL="0" distR="0" wp14:anchorId="2A1F721B" wp14:editId="136947C8">
+          <wp:inline distT="0" distB="0" distL="0" distR="0" wp14:anchorId="35062A3E" wp14:editId="488F5641">
             <wp:extent cx="5943600" cy="1916430"/>
             <wp:effectExtent l="0" t="0" r="0" b="7620"/>
             <wp:docPr id="1318186301" name="Picture 1"/>
@@ -8849,7 +8644,6 @@
                 <w:b/>
                 <w:bCs/>
               </w:rPr>
-              <w:lastRenderedPageBreak/>
               <w:t>Category</w:t>
             </w:r>
           </w:p>
@@ -9121,7 +8915,7 @@
     </w:tbl>
     <w:p>
       <w:r>
-        <w:pict w14:anchorId="36B6EE08">
+        <w:pict w14:anchorId="27B582D1">
           <v:rect id="_x0000_i1064" style="width:0;height:1.5pt" o:hralign="center" o:hrstd="t" o:hr="t" fillcolor="#a0a0a0" stroked="f"/>
         </w:pict>
       </w:r>
@@ -9146,48 +8940,39 @@
       </w:pPr>
       <w:r>
         <w:rPr>
-          <w:b/>
+          <w:rFonts w:ascii="Arial" w:eastAsia="Arial" w:hAnsi="Arial"/>
+          <w:sz w:val="18"/>
+          <w:highlight w:val="lightGray"/>
           <w:shd w:val="clear" w:color="auto" w:fill="B7B7B7"/>
         </w:rPr>
-        <w:t># Source</w:t>
-      </w:r>
-      <w:r>
-        <w:rPr>
+        <w:t xml:space="preserve"># Source: Chatgot </w:t>
+      </w:r>
+      <w:r>
+        <w:rPr>
+          <w:rFonts w:ascii="Arial" w:eastAsia="Arial" w:hAnsi="Arial"/>
+          <w:sz w:val="18"/>
+          <w:szCs w:val="14"/>
+          <w:highlight w:val="lightGray"/>
           <w:shd w:val="clear" w:color="auto" w:fill="B7B7B7"/>
         </w:rPr>
-        <w:t xml:space="preserve">: </w:t>
-      </w:r>
-      <w:r>
-        <w:rPr>
-          <w:b/>
+        <w:t>(GPT</w:t>
+      </w:r>
+      <w:r>
+        <w:rPr>
+          <w:rFonts w:ascii="Arial" w:eastAsia="Arial" w:hAnsi="Arial" w:cs="Cambria Math"/>
+          <w:sz w:val="18"/>
+          <w:szCs w:val="14"/>
+          <w:highlight w:val="lightGray"/>
           <w:shd w:val="clear" w:color="auto" w:fill="B7B7B7"/>
         </w:rPr>
-        <w:t xml:space="preserve">Chatgot </w:t>
-      </w:r>
-      <w:r>
-        <w:rPr>
-          <w:b/>
-          <w:sz w:val="14"/>
+        <w:t>‑</w:t>
+      </w:r>
+      <w:r>
+        <w:rPr>
+          <w:rFonts w:ascii="Arial" w:eastAsia="Arial" w:hAnsi="Arial"/>
+          <w:sz w:val="18"/>
           <w:szCs w:val="14"/>
-          <w:shd w:val="clear" w:color="auto" w:fill="B7B7B7"/>
-        </w:rPr>
-        <w:t>(GPT</w:t>
-      </w:r>
-      <w:r>
-        <w:rPr>
-          <w:rFonts w:ascii="Cambria Math" w:hAnsi="Cambria Math" w:cs="Cambria Math"/>
-          <w:b/>
-          <w:sz w:val="14"/>
-          <w:szCs w:val="14"/>
-          <w:shd w:val="clear" w:color="auto" w:fill="B7B7B7"/>
-        </w:rPr>
-        <w:t>‑</w:t>
-      </w:r>
-      <w:r>
-        <w:rPr>
-          <w:b/>
-          <w:sz w:val="14"/>
-          <w:szCs w:val="14"/>
+          <w:highlight w:val="lightGray"/>
           <w:shd w:val="clear" w:color="auto" w:fill="B7B7B7"/>
         </w:rPr>
         <w:t>5 Mini) at [9/4/2025]</w:t>
@@ -9344,7 +9129,6 @@
           <w:b/>
           <w:bCs/>
         </w:rPr>
-        <w:lastRenderedPageBreak/>
         <w:t>State Transition Testing</w:t>
       </w:r>
       <w:r>
@@ -9450,7 +9234,7 @@
     </w:p>
     <w:p>
       <w:r>
-        <w:pict w14:anchorId="22D6812D">
+        <w:pict w14:anchorId="7968634A">
           <v:rect id="_x0000_i1065" style="width:0;height:1.5pt" o:hralign="center" o:hrstd="t" o:hr="t" fillcolor="#a0a0a0" stroked="f"/>
         </w:pict>
       </w:r>
@@ -9475,48 +9259,39 @@
       </w:pPr>
       <w:r>
         <w:rPr>
-          <w:b/>
+          <w:rFonts w:ascii="Arial" w:eastAsia="Arial" w:hAnsi="Arial"/>
+          <w:sz w:val="18"/>
+          <w:highlight w:val="lightGray"/>
           <w:shd w:val="clear" w:color="auto" w:fill="B7B7B7"/>
         </w:rPr>
-        <w:t># Source</w:t>
-      </w:r>
-      <w:r>
-        <w:rPr>
+        <w:t xml:space="preserve"># Source: Chatgot </w:t>
+      </w:r>
+      <w:r>
+        <w:rPr>
+          <w:rFonts w:ascii="Arial" w:eastAsia="Arial" w:hAnsi="Arial"/>
+          <w:sz w:val="18"/>
+          <w:szCs w:val="14"/>
+          <w:highlight w:val="lightGray"/>
           <w:shd w:val="clear" w:color="auto" w:fill="B7B7B7"/>
         </w:rPr>
-        <w:t xml:space="preserve">: </w:t>
-      </w:r>
-      <w:r>
-        <w:rPr>
-          <w:b/>
+        <w:t>(GPT</w:t>
+      </w:r>
+      <w:r>
+        <w:rPr>
+          <w:rFonts w:ascii="Arial" w:eastAsia="Arial" w:hAnsi="Arial" w:cs="Cambria Math"/>
+          <w:sz w:val="18"/>
+          <w:szCs w:val="14"/>
+          <w:highlight w:val="lightGray"/>
           <w:shd w:val="clear" w:color="auto" w:fill="B7B7B7"/>
         </w:rPr>
-        <w:t xml:space="preserve">Chatgot </w:t>
-      </w:r>
-      <w:r>
-        <w:rPr>
-          <w:b/>
-          <w:sz w:val="14"/>
+        <w:t>‑</w:t>
+      </w:r>
+      <w:r>
+        <w:rPr>
+          <w:rFonts w:ascii="Arial" w:eastAsia="Arial" w:hAnsi="Arial"/>
+          <w:sz w:val="18"/>
           <w:szCs w:val="14"/>
-          <w:shd w:val="clear" w:color="auto" w:fill="B7B7B7"/>
-        </w:rPr>
-        <w:t>(GPT</w:t>
-      </w:r>
-      <w:r>
-        <w:rPr>
-          <w:rFonts w:ascii="Cambria Math" w:hAnsi="Cambria Math" w:cs="Cambria Math"/>
-          <w:b/>
-          <w:sz w:val="14"/>
-          <w:szCs w:val="14"/>
-          <w:shd w:val="clear" w:color="auto" w:fill="B7B7B7"/>
-        </w:rPr>
-        <w:t>‑</w:t>
-      </w:r>
-      <w:r>
-        <w:rPr>
-          <w:b/>
-          <w:sz w:val="14"/>
-          <w:szCs w:val="14"/>
+          <w:highlight w:val="lightGray"/>
           <w:shd w:val="clear" w:color="auto" w:fill="B7B7B7"/>
         </w:rPr>
         <w:t>5 Mini) at [9/4/2025]</w:t>
@@ -9624,7 +9399,7 @@
     </w:p>
     <w:p>
       <w:r>
-        <w:pict w14:anchorId="1A264DC7">
+        <w:pict w14:anchorId="34B60625">
           <v:rect id="_x0000_i1066" style="width:0;height:1.5pt" o:hralign="center" o:hrstd="t" o:hr="t" fillcolor="#a0a0a0" stroked="f"/>
         </w:pict>
       </w:r>
@@ -9649,48 +9424,39 @@
       </w:pPr>
       <w:r>
         <w:rPr>
-          <w:b/>
+          <w:rFonts w:ascii="Arial" w:eastAsia="Arial" w:hAnsi="Arial"/>
+          <w:sz w:val="18"/>
+          <w:highlight w:val="lightGray"/>
           <w:shd w:val="clear" w:color="auto" w:fill="B7B7B7"/>
         </w:rPr>
-        <w:t># Source</w:t>
-      </w:r>
-      <w:r>
-        <w:rPr>
+        <w:t xml:space="preserve"># Source: Chatgot </w:t>
+      </w:r>
+      <w:r>
+        <w:rPr>
+          <w:rFonts w:ascii="Arial" w:eastAsia="Arial" w:hAnsi="Arial"/>
+          <w:sz w:val="18"/>
+          <w:szCs w:val="14"/>
+          <w:highlight w:val="lightGray"/>
           <w:shd w:val="clear" w:color="auto" w:fill="B7B7B7"/>
         </w:rPr>
-        <w:t xml:space="preserve">: </w:t>
-      </w:r>
-      <w:r>
-        <w:rPr>
-          <w:b/>
+        <w:t>(GPT</w:t>
+      </w:r>
+      <w:r>
+        <w:rPr>
+          <w:rFonts w:ascii="Arial" w:eastAsia="Arial" w:hAnsi="Arial" w:cs="Cambria Math"/>
+          <w:sz w:val="18"/>
+          <w:szCs w:val="14"/>
+          <w:highlight w:val="lightGray"/>
           <w:shd w:val="clear" w:color="auto" w:fill="B7B7B7"/>
         </w:rPr>
-        <w:t xml:space="preserve">Chatgot </w:t>
-      </w:r>
-      <w:r>
-        <w:rPr>
-          <w:b/>
-          <w:sz w:val="14"/>
+        <w:t>‑</w:t>
+      </w:r>
+      <w:r>
+        <w:rPr>
+          <w:rFonts w:ascii="Arial" w:eastAsia="Arial" w:hAnsi="Arial"/>
+          <w:sz w:val="18"/>
           <w:szCs w:val="14"/>
-          <w:shd w:val="clear" w:color="auto" w:fill="B7B7B7"/>
-        </w:rPr>
-        <w:t>(GPT</w:t>
-      </w:r>
-      <w:r>
-        <w:rPr>
-          <w:rFonts w:ascii="Cambria Math" w:hAnsi="Cambria Math" w:cs="Cambria Math"/>
-          <w:b/>
-          <w:sz w:val="14"/>
-          <w:szCs w:val="14"/>
-          <w:shd w:val="clear" w:color="auto" w:fill="B7B7B7"/>
-        </w:rPr>
-        <w:t>‑</w:t>
-      </w:r>
-      <w:r>
-        <w:rPr>
-          <w:b/>
-          <w:sz w:val="14"/>
-          <w:szCs w:val="14"/>
+          <w:highlight w:val="lightGray"/>
           <w:shd w:val="clear" w:color="auto" w:fill="B7B7B7"/>
         </w:rPr>
         <w:t>5 Mini) at [9/4/2025]</w:t>
@@ -9773,7 +9539,7 @@
     </w:p>
     <w:p>
       <w:r>
-        <w:pict w14:anchorId="4A828822">
+        <w:pict w14:anchorId="46168173">
           <v:rect id="_x0000_i1067" style="width:0;height:1.5pt" o:hralign="center" o:hrstd="t" o:hr="t" fillcolor="#a0a0a0" stroked="f"/>
         </w:pict>
       </w:r>
@@ -9786,7 +9552,6 @@
         <w:rPr>
           <w:rFonts w:ascii="Segoe UI Emoji" w:hAnsi="Segoe UI Emoji" w:cs="Segoe UI Emoji"/>
         </w:rPr>
-        <w:lastRenderedPageBreak/>
         <w:t>💡</w:t>
       </w:r>
       <w:r>
@@ -9799,48 +9564,39 @@
       </w:pPr>
       <w:r>
         <w:rPr>
-          <w:b/>
+          <w:rFonts w:ascii="Arial" w:eastAsia="Arial" w:hAnsi="Arial"/>
+          <w:sz w:val="18"/>
+          <w:highlight w:val="lightGray"/>
           <w:shd w:val="clear" w:color="auto" w:fill="B7B7B7"/>
         </w:rPr>
-        <w:t># Source</w:t>
-      </w:r>
-      <w:r>
-        <w:rPr>
+        <w:t xml:space="preserve"># Source: Chatgot </w:t>
+      </w:r>
+      <w:r>
+        <w:rPr>
+          <w:rFonts w:ascii="Arial" w:eastAsia="Arial" w:hAnsi="Arial"/>
+          <w:sz w:val="18"/>
+          <w:szCs w:val="14"/>
+          <w:highlight w:val="lightGray"/>
           <w:shd w:val="clear" w:color="auto" w:fill="B7B7B7"/>
         </w:rPr>
-        <w:t xml:space="preserve">: </w:t>
-      </w:r>
-      <w:r>
-        <w:rPr>
-          <w:b/>
+        <w:t>(GPT</w:t>
+      </w:r>
+      <w:r>
+        <w:rPr>
+          <w:rFonts w:ascii="Arial" w:eastAsia="Arial" w:hAnsi="Arial" w:cs="Cambria Math"/>
+          <w:sz w:val="18"/>
+          <w:szCs w:val="14"/>
+          <w:highlight w:val="lightGray"/>
           <w:shd w:val="clear" w:color="auto" w:fill="B7B7B7"/>
         </w:rPr>
-        <w:t xml:space="preserve">Chatgot </w:t>
-      </w:r>
-      <w:r>
-        <w:rPr>
-          <w:b/>
-          <w:sz w:val="14"/>
+        <w:t>‑</w:t>
+      </w:r>
+      <w:r>
+        <w:rPr>
+          <w:rFonts w:ascii="Arial" w:eastAsia="Arial" w:hAnsi="Arial"/>
+          <w:sz w:val="18"/>
           <w:szCs w:val="14"/>
-          <w:shd w:val="clear" w:color="auto" w:fill="B7B7B7"/>
-        </w:rPr>
-        <w:t>(GPT</w:t>
-      </w:r>
-      <w:r>
-        <w:rPr>
-          <w:rFonts w:ascii="Cambria Math" w:hAnsi="Cambria Math" w:cs="Cambria Math"/>
-          <w:b/>
-          <w:sz w:val="14"/>
-          <w:szCs w:val="14"/>
-          <w:shd w:val="clear" w:color="auto" w:fill="B7B7B7"/>
-        </w:rPr>
-        <w:t>‑</w:t>
-      </w:r>
-      <w:r>
-        <w:rPr>
-          <w:b/>
-          <w:sz w:val="14"/>
-          <w:szCs w:val="14"/>
+          <w:highlight w:val="lightGray"/>
           <w:shd w:val="clear" w:color="auto" w:fill="B7B7B7"/>
         </w:rPr>
         <w:t>5 Mini) at [9/4/2025]</w:t>
@@ -9890,7 +9646,7 @@
     </w:p>
     <w:p>
       <w:r>
-        <w:pict w14:anchorId="0CAD6D13">
+        <w:pict w14:anchorId="6870E19B">
           <v:rect id="_x0000_i1068" style="width:0;height:1.5pt" o:hralign="center" o:hrstd="t" o:hr="t" fillcolor="#a0a0a0" stroked="f"/>
         </w:pict>
       </w:r>
@@ -9915,48 +9671,39 @@
       </w:pPr>
       <w:r>
         <w:rPr>
-          <w:b/>
+          <w:rFonts w:ascii="Arial" w:eastAsia="Arial" w:hAnsi="Arial"/>
+          <w:sz w:val="18"/>
+          <w:highlight w:val="lightGray"/>
           <w:shd w:val="clear" w:color="auto" w:fill="B7B7B7"/>
         </w:rPr>
-        <w:t># Source</w:t>
-      </w:r>
-      <w:r>
-        <w:rPr>
+        <w:t xml:space="preserve"># Source: Chatgot </w:t>
+      </w:r>
+      <w:r>
+        <w:rPr>
+          <w:rFonts w:ascii="Arial" w:eastAsia="Arial" w:hAnsi="Arial"/>
+          <w:sz w:val="18"/>
+          <w:szCs w:val="14"/>
+          <w:highlight w:val="lightGray"/>
           <w:shd w:val="clear" w:color="auto" w:fill="B7B7B7"/>
         </w:rPr>
-        <w:t xml:space="preserve">: </w:t>
-      </w:r>
-      <w:r>
-        <w:rPr>
-          <w:b/>
+        <w:t>(GPT</w:t>
+      </w:r>
+      <w:r>
+        <w:rPr>
+          <w:rFonts w:ascii="Arial" w:eastAsia="Arial" w:hAnsi="Arial" w:cs="Cambria Math"/>
+          <w:sz w:val="18"/>
+          <w:szCs w:val="14"/>
+          <w:highlight w:val="lightGray"/>
           <w:shd w:val="clear" w:color="auto" w:fill="B7B7B7"/>
         </w:rPr>
-        <w:t xml:space="preserve">Chatgot </w:t>
-      </w:r>
-      <w:r>
-        <w:rPr>
-          <w:b/>
-          <w:sz w:val="14"/>
+        <w:t>‑</w:t>
+      </w:r>
+      <w:r>
+        <w:rPr>
+          <w:rFonts w:ascii="Arial" w:eastAsia="Arial" w:hAnsi="Arial"/>
+          <w:sz w:val="18"/>
           <w:szCs w:val="14"/>
-          <w:shd w:val="clear" w:color="auto" w:fill="B7B7B7"/>
-        </w:rPr>
-        <w:t>(GPT</w:t>
-      </w:r>
-      <w:r>
-        <w:rPr>
-          <w:rFonts w:ascii="Cambria Math" w:hAnsi="Cambria Math" w:cs="Cambria Math"/>
-          <w:b/>
-          <w:sz w:val="14"/>
-          <w:szCs w:val="14"/>
-          <w:shd w:val="clear" w:color="auto" w:fill="B7B7B7"/>
-        </w:rPr>
-        <w:t>‑</w:t>
-      </w:r>
-      <w:r>
-        <w:rPr>
-          <w:b/>
-          <w:sz w:val="14"/>
-          <w:szCs w:val="14"/>
+          <w:highlight w:val="lightGray"/>
           <w:shd w:val="clear" w:color="auto" w:fill="B7B7B7"/>
         </w:rPr>
         <w:t>5 Mini) at [9/4/2025]</w:t>
@@ -10093,11 +9840,12 @@
     </w:p>
     <w:p>
       <w:r>
-        <w:pict w14:anchorId="743E3AE1">
+        <w:pict w14:anchorId="4D8BE66D">
           <v:rect id="_x0000_i1069" style="width:0;height:1.5pt" o:hralign="center" o:hrstd="t" o:hr="t" fillcolor="#a0a0a0" stroked="f"/>
         </w:pict>
       </w:r>
     </w:p>
+    <w:p/>
     <w:p/>
     <w:p/>
     <w:sectPr>
@@ -15207,7 +14955,6 @@
   <w:style w:type="paragraph" w:default="1" w:styleId="Normal">
     <w:name w:val="Normal"/>
     <w:qFormat/>
-    <w:rsid w:val="00B10874"/>
   </w:style>
   <w:style w:type="paragraph" w:styleId="Heading1">
     <w:name w:val="heading 1"/>
@@ -15216,7 +14963,7 @@
     <w:link w:val="Heading1Char"/>
     <w:uiPriority w:val="9"/>
     <w:qFormat/>
-    <w:rsid w:val="0012432C"/>
+    <w:rsid w:val="00563657"/>
     <w:pPr>
       <w:keepNext/>
       <w:keepLines/>
@@ -15238,7 +14985,7 @@
     <w:uiPriority w:val="9"/>
     <w:unhideWhenUsed/>
     <w:qFormat/>
-    <w:rsid w:val="0012432C"/>
+    <w:rsid w:val="00563657"/>
     <w:pPr>
       <w:keepNext/>
       <w:keepLines/>
@@ -15260,7 +15007,7 @@
     <w:uiPriority w:val="9"/>
     <w:unhideWhenUsed/>
     <w:qFormat/>
-    <w:rsid w:val="0012432C"/>
+    <w:rsid w:val="00563657"/>
     <w:pPr>
       <w:keepNext/>
       <w:keepLines/>
@@ -15282,7 +15029,7 @@
     <w:uiPriority w:val="9"/>
     <w:unhideWhenUsed/>
     <w:qFormat/>
-    <w:rsid w:val="0012432C"/>
+    <w:rsid w:val="00563657"/>
     <w:pPr>
       <w:keepNext/>
       <w:keepLines/>
@@ -15305,7 +15052,7 @@
     <w:semiHidden/>
     <w:unhideWhenUsed/>
     <w:qFormat/>
-    <w:rsid w:val="0012432C"/>
+    <w:rsid w:val="00563657"/>
     <w:pPr>
       <w:keepNext/>
       <w:keepLines/>
@@ -15326,7 +15073,7 @@
     <w:semiHidden/>
     <w:unhideWhenUsed/>
     <w:qFormat/>
-    <w:rsid w:val="0012432C"/>
+    <w:rsid w:val="00563657"/>
     <w:pPr>
       <w:keepNext/>
       <w:keepLines/>
@@ -15349,7 +15096,7 @@
     <w:semiHidden/>
     <w:unhideWhenUsed/>
     <w:qFormat/>
-    <w:rsid w:val="0012432C"/>
+    <w:rsid w:val="00563657"/>
     <w:pPr>
       <w:keepNext/>
       <w:keepLines/>
@@ -15370,7 +15117,7 @@
     <w:semiHidden/>
     <w:unhideWhenUsed/>
     <w:qFormat/>
-    <w:rsid w:val="0012432C"/>
+    <w:rsid w:val="00563657"/>
     <w:pPr>
       <w:keepNext/>
       <w:keepLines/>
@@ -15393,7 +15140,7 @@
     <w:semiHidden/>
     <w:unhideWhenUsed/>
     <w:qFormat/>
-    <w:rsid w:val="0012432C"/>
+    <w:rsid w:val="00563657"/>
     <w:pPr>
       <w:keepNext/>
       <w:keepLines/>
@@ -15437,7 +15184,7 @@
     <w:basedOn w:val="DefaultParagraphFont"/>
     <w:link w:val="Heading1"/>
     <w:uiPriority w:val="9"/>
-    <w:rsid w:val="0012432C"/>
+    <w:rsid w:val="00563657"/>
     <w:rPr>
       <w:rFonts w:asciiTheme="majorHAnsi" w:eastAsiaTheme="majorEastAsia" w:hAnsiTheme="majorHAnsi" w:cstheme="majorBidi"/>
       <w:color w:val="2F5496" w:themeColor="accent1" w:themeShade="BF"/>
@@ -15450,7 +15197,7 @@
     <w:basedOn w:val="DefaultParagraphFont"/>
     <w:link w:val="Heading2"/>
     <w:uiPriority w:val="9"/>
-    <w:rsid w:val="0012432C"/>
+    <w:rsid w:val="00563657"/>
     <w:rPr>
       <w:rFonts w:asciiTheme="majorHAnsi" w:eastAsiaTheme="majorEastAsia" w:hAnsiTheme="majorHAnsi" w:cstheme="majorBidi"/>
       <w:color w:val="2F5496" w:themeColor="accent1" w:themeShade="BF"/>
@@ -15463,7 +15210,7 @@
     <w:basedOn w:val="DefaultParagraphFont"/>
     <w:link w:val="Heading3"/>
     <w:uiPriority w:val="9"/>
-    <w:rsid w:val="0012432C"/>
+    <w:rsid w:val="00563657"/>
     <w:rPr>
       <w:rFonts w:eastAsiaTheme="majorEastAsia" w:cstheme="majorBidi"/>
       <w:color w:val="2F5496" w:themeColor="accent1" w:themeShade="BF"/>
@@ -15476,7 +15223,7 @@
     <w:basedOn w:val="DefaultParagraphFont"/>
     <w:link w:val="Heading4"/>
     <w:uiPriority w:val="9"/>
-    <w:rsid w:val="0012432C"/>
+    <w:rsid w:val="00563657"/>
     <w:rPr>
       <w:rFonts w:eastAsiaTheme="majorEastAsia" w:cstheme="majorBidi"/>
       <w:i/>
@@ -15490,7 +15237,7 @@
     <w:link w:val="Heading5"/>
     <w:uiPriority w:val="9"/>
     <w:semiHidden/>
-    <w:rsid w:val="0012432C"/>
+    <w:rsid w:val="00563657"/>
     <w:rPr>
       <w:rFonts w:eastAsiaTheme="majorEastAsia" w:cstheme="majorBidi"/>
       <w:color w:val="2F5496" w:themeColor="accent1" w:themeShade="BF"/>
@@ -15502,7 +15249,7 @@
     <w:link w:val="Heading6"/>
     <w:uiPriority w:val="9"/>
     <w:semiHidden/>
-    <w:rsid w:val="0012432C"/>
+    <w:rsid w:val="00563657"/>
     <w:rPr>
       <w:rFonts w:eastAsiaTheme="majorEastAsia" w:cstheme="majorBidi"/>
       <w:i/>
@@ -15516,7 +15263,7 @@
     <w:link w:val="Heading7"/>
     <w:uiPriority w:val="9"/>
     <w:semiHidden/>
-    <w:rsid w:val="0012432C"/>
+    <w:rsid w:val="00563657"/>
     <w:rPr>
       <w:rFonts w:eastAsiaTheme="majorEastAsia" w:cstheme="majorBidi"/>
       <w:color w:val="595959" w:themeColor="text1" w:themeTint="A6"/>
@@ -15528,7 +15275,7 @@
     <w:link w:val="Heading8"/>
     <w:uiPriority w:val="9"/>
     <w:semiHidden/>
-    <w:rsid w:val="0012432C"/>
+    <w:rsid w:val="00563657"/>
     <w:rPr>
       <w:rFonts w:eastAsiaTheme="majorEastAsia" w:cstheme="majorBidi"/>
       <w:i/>
@@ -15542,7 +15289,7 @@
     <w:link w:val="Heading9"/>
     <w:uiPriority w:val="9"/>
     <w:semiHidden/>
-    <w:rsid w:val="0012432C"/>
+    <w:rsid w:val="00563657"/>
     <w:rPr>
       <w:rFonts w:eastAsiaTheme="majorEastAsia" w:cstheme="majorBidi"/>
       <w:color w:val="272727" w:themeColor="text1" w:themeTint="D8"/>
@@ -15555,7 +15302,7 @@
     <w:link w:val="TitleChar"/>
     <w:uiPriority w:val="10"/>
     <w:qFormat/>
-    <w:rsid w:val="0012432C"/>
+    <w:rsid w:val="00563657"/>
     <w:pPr>
       <w:spacing w:after="80" w:line="240" w:lineRule="auto"/>
       <w:contextualSpacing/>
@@ -15573,7 +15320,7 @@
     <w:basedOn w:val="DefaultParagraphFont"/>
     <w:link w:val="Title"/>
     <w:uiPriority w:val="10"/>
-    <w:rsid w:val="0012432C"/>
+    <w:rsid w:val="00563657"/>
     <w:rPr>
       <w:rFonts w:asciiTheme="majorHAnsi" w:eastAsiaTheme="majorEastAsia" w:hAnsiTheme="majorHAnsi" w:cstheme="majorBidi"/>
       <w:spacing w:val="-10"/>
@@ -15589,7 +15336,7 @@
     <w:link w:val="SubtitleChar"/>
     <w:uiPriority w:val="11"/>
     <w:qFormat/>
-    <w:rsid w:val="0012432C"/>
+    <w:rsid w:val="00563657"/>
     <w:pPr>
       <w:numPr>
         <w:ilvl w:val="1"/>
@@ -15608,7 +15355,7 @@
     <w:basedOn w:val="DefaultParagraphFont"/>
     <w:link w:val="Subtitle"/>
     <w:uiPriority w:val="11"/>
-    <w:rsid w:val="0012432C"/>
+    <w:rsid w:val="00563657"/>
     <w:rPr>
       <w:rFonts w:eastAsiaTheme="majorEastAsia" w:cstheme="majorBidi"/>
       <w:color w:val="595959" w:themeColor="text1" w:themeTint="A6"/>
@@ -15624,7 +15371,7 @@
     <w:link w:val="QuoteChar"/>
     <w:uiPriority w:val="29"/>
     <w:qFormat/>
-    <w:rsid w:val="0012432C"/>
+    <w:rsid w:val="00563657"/>
     <w:pPr>
       <w:spacing w:before="160"/>
       <w:jc w:val="center"/>
@@ -15640,7 +15387,7 @@
     <w:basedOn w:val="DefaultParagraphFont"/>
     <w:link w:val="Quote"/>
     <w:uiPriority w:val="29"/>
-    <w:rsid w:val="0012432C"/>
+    <w:rsid w:val="00563657"/>
     <w:rPr>
       <w:i/>
       <w:iCs/>
@@ -15652,7 +15399,7 @@
     <w:basedOn w:val="Normal"/>
     <w:uiPriority w:val="34"/>
     <w:qFormat/>
-    <w:rsid w:val="0012432C"/>
+    <w:rsid w:val="00563657"/>
     <w:pPr>
       <w:ind w:left="720"/>
       <w:contextualSpacing/>
@@ -15663,7 +15410,7 @@
     <w:basedOn w:val="DefaultParagraphFont"/>
     <w:uiPriority w:val="21"/>
     <w:qFormat/>
-    <w:rsid w:val="0012432C"/>
+    <w:rsid w:val="00563657"/>
     <w:rPr>
       <w:i/>
       <w:iCs/>
@@ -15677,7 +15424,7 @@
     <w:link w:val="IntenseQuoteChar"/>
     <w:uiPriority w:val="30"/>
     <w:qFormat/>
-    <w:rsid w:val="0012432C"/>
+    <w:rsid w:val="00563657"/>
     <w:pPr>
       <w:pBdr>
         <w:top w:val="single" w:sz="4" w:space="10" w:color="2F5496" w:themeColor="accent1" w:themeShade="BF"/>
@@ -15698,7 +15445,7 @@
     <w:basedOn w:val="DefaultParagraphFont"/>
     <w:link w:val="IntenseQuote"/>
     <w:uiPriority w:val="30"/>
-    <w:rsid w:val="0012432C"/>
+    <w:rsid w:val="00563657"/>
     <w:rPr>
       <w:i/>
       <w:iCs/>
@@ -15710,7 +15457,7 @@
     <w:basedOn w:val="DefaultParagraphFont"/>
     <w:uiPriority w:val="32"/>
     <w:qFormat/>
-    <w:rsid w:val="0012432C"/>
+    <w:rsid w:val="00563657"/>
     <w:rPr>
       <w:b/>
       <w:bCs/>
@@ -15724,7 +15471,7 @@
     <w:basedOn w:val="DefaultParagraphFont"/>
     <w:uiPriority w:val="99"/>
     <w:unhideWhenUsed/>
-    <w:rsid w:val="00B10874"/>
+    <w:rsid w:val="00563657"/>
     <w:rPr>
       <w:color w:val="0563C1" w:themeColor="hyperlink"/>
       <w:u w:val="single"/>
